--- a/docs/resume/word/LucasCruz_CV_PT.docx
+++ b/docs/resume/word/LucasCruz_CV_PT.docx
@@ -4,10 +4,15 @@
   <w:body>
     <w:p>
       <w:pPr>
+        <w:keepNext w:val="0"/>
+        <w:keepLines/>
+        <w:widowControl/>
+        <w:spacing w:before="0" w:after="20" w:lineRule="exact" w:line="440"/>
         <w:jc w:val="center"/>
       </w:pPr>
       <w:r>
         <w:rPr>
+          <w:rFonts w:ascii="Calibri" w:hAnsi="Calibri" w:cs="Calibri" w:eastAsia="Calibri"/>
           <w:b/>
           <w:sz w:val="36"/>
         </w:rPr>
@@ -16,10 +21,15 @@
     </w:p>
     <w:p>
       <w:pPr>
+        <w:keepNext w:val="0"/>
+        <w:keepLines/>
+        <w:widowControl/>
+        <w:spacing w:before="0" w:after="20" w:lineRule="exact" w:line="280"/>
         <w:jc w:val="center"/>
       </w:pPr>
       <w:r>
         <w:rPr>
+          <w:rFonts w:ascii="Calibri" w:hAnsi="Calibri" w:cs="Calibri" w:eastAsia="Calibri"/>
           <w:b/>
           <w:sz w:val="22"/>
         </w:rPr>
@@ -28,37 +38,57 @@
     </w:p>
     <w:p>
       <w:pPr>
+        <w:keepNext w:val="0"/>
+        <w:keepLines/>
+        <w:widowControl/>
+        <w:spacing w:before="0" w:after="20" w:lineRule="exact" w:line="250"/>
         <w:jc w:val="center"/>
       </w:pPr>
       <w:r>
         <w:rPr>
-          <w:sz w:val="20"/>
+          <w:rFonts w:ascii="Calibri" w:hAnsi="Calibri" w:cs="Calibri" w:eastAsia="Calibri"/>
+          <w:sz w:val="19"/>
         </w:rPr>
         <w:t>+55 (21) 96552-9308 · dev.lucascruz@gmail.com · linkedin.com/in/lucas-cruz · devzurc.github.io/portfolio</w:t>
       </w:r>
     </w:p>
     <w:p>
+      <w:pPr>
+        <w:keepNext w:val="0"/>
+        <w:keepLines/>
+        <w:widowControl/>
+        <w:spacing w:before="0" w:after="20" w:lineRule="exact" w:line="250"/>
+        <w:jc w:val="center"/>
+      </w:pPr>
       <w:r>
         <w:rPr>
-          <w:sz w:val="20"/>
+          <w:rFonts w:ascii="Calibri" w:hAnsi="Calibri" w:cs="Calibri" w:eastAsia="Calibri"/>
+          <w:sz w:val="19"/>
         </w:rPr>
-        <w:t>Curitiba, PR · Disponível para realocação na Europa · Necessita de patrocínio de visto</w:t>
+        <w:t>Florianópolis, Santa Catarina · Necessita de patrocínio de visto</w:t>
       </w:r>
     </w:p>
     <w:p>
       <w:pPr>
-        <w:spacing w:before="80" w:after="120"/>
+        <w:keepNext w:val="0"/>
+        <w:keepLines/>
+        <w:widowControl/>
+        <w:spacing w:before="80" w:after="40" w:lineRule="exact" w:line="80"/>
         <w:pBdr>
-          <w:bottom w:val="single" w:sz="6" w:space="1" w:color="CCCCCC"/>
+          <w:bottom w:val="single" w:sz="6" w:space="1" w:color="B0B0B0"/>
         </w:pBdr>
       </w:pPr>
     </w:p>
     <w:p>
       <w:pPr>
-        <w:spacing w:after="80"/>
+        <w:keepNext/>
+        <w:keepLines/>
+        <w:widowControl/>
+        <w:spacing w:before="40" w:after="60" w:lineRule="exact" w:line="280"/>
       </w:pPr>
       <w:r>
         <w:rPr>
+          <w:rFonts w:ascii="Calibri" w:hAnsi="Calibri" w:cs="Calibri" w:eastAsia="Calibri"/>
           <w:b/>
           <w:sz w:val="22"/>
         </w:rPr>
@@ -66,27 +96,41 @@
       </w:r>
     </w:p>
     <w:p>
+      <w:pPr>
+        <w:keepNext w:val="0"/>
+        <w:keepLines/>
+        <w:widowControl/>
+        <w:spacing w:before="0" w:after="20" w:lineRule="exact" w:line="250"/>
+      </w:pPr>
       <w:r>
         <w:rPr>
+          <w:rFonts w:ascii="Calibri" w:hAnsi="Calibri" w:cs="Calibri" w:eastAsia="Calibri"/>
           <w:sz w:val="20"/>
         </w:rPr>
-        <w:t>Engenheiro de Dados Sênior e Engenheiro de Automação com IA Generativa com mais de 5 anos de experiência construindo pipelines de dados em produção, lakehouses em nuvem e automações com LLMs/n8n. Atuação comprovada em IoT, fintechs, agronegócio e inteligência automotiva utilizando AWS, Azure e GCP, com desenvolvimento e manutenção de produtos voltados a clientes. Construindo portfólio público de plataformas de IA em produção (RAG, agentes, avaliação, MCP, observabilidade) sobre dados empresariais ao longo de 2026. Inglês fluente (C1); disponível para realocação na Europa.</w:t>
+        <w:t>Engenheiro de Dados Sênior e Engenheiro de Automação com IA Generativa com mais de 5 anos de experiência construindo pipelines de dados em produção, lakehouses em nuvem, agentes de IA e automações com LLMs/n8n. Atuação comprovada em IoT, fintechs, agronegócio e inteligência automotiva, com desenvolvimento e manutenção de produtos voltados a clientes. Atualmente estende esse trabalho para plataformas de IA em produção (RAG, agentes, avaliação, MCP, observabilidade) sobre dados empresariais. Inglês fluente (C1).</w:t>
       </w:r>
     </w:p>
     <w:p>
       <w:pPr>
-        <w:spacing w:before="80" w:after="120"/>
+        <w:keepNext w:val="0"/>
+        <w:keepLines/>
+        <w:widowControl/>
+        <w:spacing w:before="80" w:after="40" w:lineRule="exact" w:line="80"/>
         <w:pBdr>
-          <w:bottom w:val="single" w:sz="6" w:space="1" w:color="CCCCCC"/>
+          <w:bottom w:val="single" w:sz="6" w:space="1" w:color="B0B0B0"/>
         </w:pBdr>
       </w:pPr>
     </w:p>
     <w:p>
       <w:pPr>
-        <w:spacing w:after="80"/>
+        <w:keepNext/>
+        <w:keepLines/>
+        <w:widowControl/>
+        <w:spacing w:before="40" w:after="60" w:lineRule="exact" w:line="280"/>
       </w:pPr>
       <w:r>
         <w:rPr>
+          <w:rFonts w:ascii="Calibri" w:hAnsi="Calibri" w:cs="Calibri" w:eastAsia="Calibri"/>
           <w:b/>
           <w:sz w:val="22"/>
         </w:rPr>
@@ -95,24 +139,46 @@
     </w:p>
     <w:tbl>
       <w:tblPr>
-        <w:tblStyle w:val="TableGrid"/>
-        <w:tblW w:type="auto" w:w="0"/>
+        <w:tblW w:type="dxa" w:w="10318"/>
+        <w:tblLayout w:type="fixed"/>
         <w:tblLook w:firstColumn="1" w:firstRow="1" w:lastColumn="0" w:lastRow="0" w:noHBand="0" w:noVBand="1" w:val="04A0"/>
+        <w:tblBorders>
+          <w:top w:val="nil" w:sz="0" w:space="0" w:color="auto"/>
+          <w:left w:val="nil" w:sz="0" w:space="0" w:color="auto"/>
+          <w:bottom w:val="nil" w:sz="0" w:space="0" w:color="auto"/>
+          <w:right w:val="nil" w:sz="0" w:space="0" w:color="auto"/>
+          <w:insideH w:val="nil" w:sz="0" w:space="0" w:color="auto"/>
+          <w:insideV w:val="nil" w:sz="0" w:space="0" w:color="auto"/>
+        </w:tblBorders>
+        <w:tblCellMar>
+          <w:top w:w="20" w:type="dxa"/>
+          <w:left w:w="40" w:type="dxa"/>
+          <w:bottom w:w="20" w:type="dxa"/>
+          <w:right w:w="60" w:type="dxa"/>
+        </w:tblCellMar>
       </w:tblPr>
       <w:tblGrid>
-        <w:gridCol w:w="5256"/>
-        <w:gridCol w:w="5256"/>
+        <w:gridCol w:w="5159"/>
+        <w:gridCol w:w="5159"/>
       </w:tblGrid>
       <w:tr>
         <w:tc>
           <w:tcPr>
-            <w:tcW w:type="dxa" w:w="5256"/>
+            <w:tcW w:type="dxa" w:w="3198"/>
           </w:tcPr>
           <w:p>
+            <w:pPr>
+              <w:keepNext w:val="0"/>
+              <w:keepLines/>
+              <w:widowControl/>
+              <w:spacing w:before="20" w:after="20" w:lineRule="exact" w:line="240"/>
+            </w:pPr>
+            <w:r/>
             <w:r>
               <w:rPr>
+                <w:rFonts w:ascii="Calibri" w:hAnsi="Calibri" w:cs="Calibri" w:eastAsia="Calibri"/>
                 <w:b/>
-                <w:sz w:val="19"/>
+                <w:sz w:val="18"/>
               </w:rPr>
               <w:t>IA Generativa &amp; LLMs</w:t>
             </w:r>
@@ -120,14 +186,22 @@
         </w:tc>
         <w:tc>
           <w:tcPr>
-            <w:tcW w:type="dxa" w:w="5256"/>
+            <w:tcW w:type="dxa" w:w="7120"/>
           </w:tcPr>
           <w:p>
+            <w:pPr>
+              <w:keepNext w:val="0"/>
+              <w:keepLines/>
+              <w:widowControl/>
+              <w:spacing w:before="20" w:after="20" w:lineRule="exact" w:line="240"/>
+            </w:pPr>
+            <w:r/>
             <w:r>
               <w:rPr>
-                <w:sz w:val="19"/>
+                <w:rFonts w:ascii="Calibri" w:hAnsi="Calibri" w:cs="Calibri" w:eastAsia="Calibri"/>
+                <w:sz w:val="18"/>
               </w:rPr>
-              <w:t>Claude AI, Google AI Studio, Integração com LLMs, Agentes de IA, RAG, Engenharia de Prompt, Chatbots</w:t>
+              <w:t>Integração com LLMs, Agentes de IA (OpenAI, Claude, Gemini…), RAG, Engenharia de Prompt, Chatbots</w:t>
             </w:r>
           </w:p>
         </w:tc>
@@ -135,28 +209,44 @@
       <w:tr>
         <w:tc>
           <w:tcPr>
-            <w:tcW w:type="dxa" w:w="5256"/>
+            <w:tcW w:type="dxa" w:w="3198"/>
           </w:tcPr>
           <w:p>
+            <w:pPr>
+              <w:keepNext w:val="0"/>
+              <w:keepLines/>
+              <w:widowControl/>
+              <w:spacing w:before="20" w:after="20" w:lineRule="exact" w:line="240"/>
+            </w:pPr>
+            <w:r/>
             <w:r>
               <w:rPr>
+                <w:rFonts w:ascii="Calibri" w:hAnsi="Calibri" w:cs="Calibri" w:eastAsia="Calibri"/>
                 <w:b/>
-                <w:sz w:val="19"/>
+                <w:sz w:val="18"/>
               </w:rPr>
-              <w:t>Engenharia de Dados, APIs &amp; Orquestração</w:t>
+              <w:t>Dados &amp; Orquestração</w:t>
             </w:r>
           </w:p>
         </w:tc>
         <w:tc>
           <w:tcPr>
-            <w:tcW w:type="dxa" w:w="5256"/>
+            <w:tcW w:type="dxa" w:w="7120"/>
           </w:tcPr>
           <w:p>
+            <w:pPr>
+              <w:keepNext w:val="0"/>
+              <w:keepLines/>
+              <w:widowControl/>
+              <w:spacing w:before="20" w:after="20" w:lineRule="exact" w:line="240"/>
+            </w:pPr>
+            <w:r/>
             <w:r>
               <w:rPr>
-                <w:sz w:val="19"/>
+                <w:rFonts w:ascii="Calibri" w:hAnsi="Calibri" w:cs="Calibri" w:eastAsia="Calibri"/>
+                <w:sz w:val="18"/>
               </w:rPr>
-              <w:t>Python, SQL, NestJS, Next.js, FastAPI, SQLAlchemy, Pydantic, Apache Spark (PySpark), Pandas, dbt, Trino, REST APIs, Web Scraping, Parquet, Apache Airflow, n8n, Celery, Redis Streams, Meta Cloud API</w:t>
+              <w:t>Python, SQL, Apache Spark (PySpark), Pandas, FastAPI, NestJS, Next.js, dbt, Trino, REST APIs, Web Scraping, Playwright, Parquet, Apache Airflow, n8n, Celery, Redis, Meta Cloud API</w:t>
             </w:r>
           </w:p>
         </w:tc>
@@ -164,28 +254,44 @@
       <w:tr>
         <w:tc>
           <w:tcPr>
-            <w:tcW w:type="dxa" w:w="5256"/>
+            <w:tcW w:type="dxa" w:w="3198"/>
           </w:tcPr>
           <w:p>
+            <w:pPr>
+              <w:keepNext w:val="0"/>
+              <w:keepLines/>
+              <w:widowControl/>
+              <w:spacing w:before="20" w:after="20" w:lineRule="exact" w:line="240"/>
+            </w:pPr>
+            <w:r/>
             <w:r>
               <w:rPr>
+                <w:rFonts w:ascii="Calibri" w:hAnsi="Calibri" w:cs="Calibri" w:eastAsia="Calibri"/>
                 <w:b/>
-                <w:sz w:val="19"/>
+                <w:sz w:val="18"/>
               </w:rPr>
-              <w:t>Plataformas de Nuvem</w:t>
+              <w:t>Cloud &amp; Lakehouses</w:t>
             </w:r>
           </w:p>
         </w:tc>
         <w:tc>
           <w:tcPr>
-            <w:tcW w:type="dxa" w:w="5256"/>
+            <w:tcW w:type="dxa" w:w="7120"/>
           </w:tcPr>
           <w:p>
+            <w:pPr>
+              <w:keepNext w:val="0"/>
+              <w:keepLines/>
+              <w:widowControl/>
+              <w:spacing w:before="20" w:after="20" w:lineRule="exact" w:line="240"/>
+            </w:pPr>
+            <w:r/>
             <w:r>
               <w:rPr>
-                <w:sz w:val="19"/>
+                <w:rFonts w:ascii="Calibri" w:hAnsi="Calibri" w:cs="Calibri" w:eastAsia="Calibri"/>
+                <w:sz w:val="18"/>
               </w:rPr>
-              <w:t>AWS (S3, EC2, ECS, Lambda, IAM), Microsoft Azure, Google Cloud (GCP), Oracle Cloud (OCI)</w:t>
+              <w:t>Amazon Web Service (AWS), Microsoft Azure, Google Cloud (GCP), Oracle Cloud (OCI), Snowflake, Databricks, Amazon Redshift, Delta Lake, Oracle Autonomous Database</w:t>
             </w:r>
           </w:p>
         </w:tc>
@@ -193,42 +299,21 @@
       <w:tr>
         <w:tc>
           <w:tcPr>
-            <w:tcW w:type="dxa" w:w="5256"/>
+            <w:tcW w:type="dxa" w:w="3198"/>
           </w:tcPr>
           <w:p>
+            <w:pPr>
+              <w:keepNext w:val="0"/>
+              <w:keepLines/>
+              <w:widowControl/>
+              <w:spacing w:before="20" w:after="20" w:lineRule="exact" w:line="240"/>
+            </w:pPr>
+            <w:r/>
             <w:r>
               <w:rPr>
+                <w:rFonts w:ascii="Calibri" w:hAnsi="Calibri" w:cs="Calibri" w:eastAsia="Calibri"/>
                 <w:b/>
-                <w:sz w:val="19"/>
-              </w:rPr>
-              <w:t>Plataformas de Dados</w:t>
-            </w:r>
-          </w:p>
-        </w:tc>
-        <w:tc>
-          <w:tcPr>
-            <w:tcW w:type="dxa" w:w="5256"/>
-          </w:tcPr>
-          <w:p>
-            <w:r>
-              <w:rPr>
-                <w:sz w:val="19"/>
-              </w:rPr>
-              <w:t>Snowflake, Databricks, Amazon Redshift, Delta Lake, Oracle Autonomous Database</w:t>
-            </w:r>
-          </w:p>
-        </w:tc>
-      </w:tr>
-      <w:tr>
-        <w:tc>
-          <w:tcPr>
-            <w:tcW w:type="dxa" w:w="5256"/>
-          </w:tcPr>
-          <w:p>
-            <w:r>
-              <w:rPr>
-                <w:b/>
-                <w:sz w:val="19"/>
+                <w:sz w:val="18"/>
               </w:rPr>
               <w:t>Bancos de Dados &amp; BI</w:t>
             </w:r>
@@ -236,12 +321,20 @@
         </w:tc>
         <w:tc>
           <w:tcPr>
-            <w:tcW w:type="dxa" w:w="5256"/>
+            <w:tcW w:type="dxa" w:w="7120"/>
           </w:tcPr>
           <w:p>
+            <w:pPr>
+              <w:keepNext w:val="0"/>
+              <w:keepLines/>
+              <w:widowControl/>
+              <w:spacing w:before="20" w:after="20" w:lineRule="exact" w:line="240"/>
+            </w:pPr>
+            <w:r/>
             <w:r>
               <w:rPr>
-                <w:sz w:val="19"/>
+                <w:rFonts w:ascii="Calibri" w:hAnsi="Calibri" w:cs="Calibri" w:eastAsia="Calibri"/>
+                <w:sz w:val="18"/>
               </w:rPr>
               <w:t>PostgreSQL, SQL Server, MySQL, Redis, Power BI, Qlik Sense, Apache Superset, Looker</w:t>
             </w:r>
@@ -251,26 +344,42 @@
       <w:tr>
         <w:tc>
           <w:tcPr>
-            <w:tcW w:type="dxa" w:w="5256"/>
+            <w:tcW w:type="dxa" w:w="3198"/>
           </w:tcPr>
           <w:p>
+            <w:pPr>
+              <w:keepNext w:val="0"/>
+              <w:keepLines/>
+              <w:widowControl/>
+              <w:spacing w:before="20" w:after="20" w:lineRule="exact" w:line="240"/>
+            </w:pPr>
+            <w:r/>
             <w:r>
               <w:rPr>
+                <w:rFonts w:ascii="Calibri" w:hAnsi="Calibri" w:cs="Calibri" w:eastAsia="Calibri"/>
                 <w:b/>
-                <w:sz w:val="19"/>
+                <w:sz w:val="18"/>
               </w:rPr>
-              <w:t>Segurança &amp; Governança de Dados</w:t>
+              <w:t>Segurança &amp; Governança</w:t>
             </w:r>
           </w:p>
         </w:tc>
         <w:tc>
           <w:tcPr>
-            <w:tcW w:type="dxa" w:w="5256"/>
+            <w:tcW w:type="dxa" w:w="7120"/>
           </w:tcPr>
           <w:p>
+            <w:pPr>
+              <w:keepNext w:val="0"/>
+              <w:keepLines/>
+              <w:widowControl/>
+              <w:spacing w:before="20" w:after="20" w:lineRule="exact" w:line="240"/>
+            </w:pPr>
+            <w:r/>
             <w:r>
               <w:rPr>
-                <w:sz w:val="19"/>
+                <w:rFonts w:ascii="Calibri" w:hAnsi="Calibri" w:cs="Calibri" w:eastAsia="Calibri"/>
+                <w:sz w:val="18"/>
               </w:rPr>
               <w:t>Conformidade LGPD/GDPR, Privacidade de Dados, IAM, RBAC, Mascaramento de Dados, Criptografia em Repouso/Trânsito, Logs de Auditoria, RFID/NFC, Firewall</w:t>
             </w:r>
@@ -280,13 +389,21 @@
       <w:tr>
         <w:tc>
           <w:tcPr>
-            <w:tcW w:type="dxa" w:w="5256"/>
+            <w:tcW w:type="dxa" w:w="3198"/>
           </w:tcPr>
           <w:p>
+            <w:pPr>
+              <w:keepNext w:val="0"/>
+              <w:keepLines/>
+              <w:widowControl/>
+              <w:spacing w:before="20" w:after="20" w:lineRule="exact" w:line="240"/>
+            </w:pPr>
+            <w:r/>
             <w:r>
               <w:rPr>
+                <w:rFonts w:ascii="Calibri" w:hAnsi="Calibri" w:cs="Calibri" w:eastAsia="Calibri"/>
                 <w:b/>
-                <w:sz w:val="19"/>
+                <w:sz w:val="18"/>
               </w:rPr>
               <w:t>DevOps &amp; Infraestrutura</w:t>
             </w:r>
@@ -294,14 +411,22 @@
         </w:tc>
         <w:tc>
           <w:tcPr>
-            <w:tcW w:type="dxa" w:w="5256"/>
+            <w:tcW w:type="dxa" w:w="7120"/>
           </w:tcPr>
           <w:p>
+            <w:pPr>
+              <w:keepNext w:val="0"/>
+              <w:keepLines/>
+              <w:widowControl/>
+              <w:spacing w:before="20" w:after="20" w:lineRule="exact" w:line="240"/>
+            </w:pPr>
+            <w:r/>
             <w:r>
               <w:rPr>
-                <w:sz w:val="19"/>
+                <w:rFonts w:ascii="Calibri" w:hAnsi="Calibri" w:cs="Calibri" w:eastAsia="Calibri"/>
+                <w:sz w:val="18"/>
               </w:rPr>
-              <w:t>Docker, Kubernetes, Terraform, Azure Bicep, Azure Container Apps, Git, Pipelines CI/CD, Linux, Bash Scripting</w:t>
+              <w:t>Docker, Kubernetes, Azure Bicep, Azure Container Apps, Git, Pipelines CI/CD, Linux, Bash Scripting</w:t>
             </w:r>
           </w:p>
         </w:tc>
@@ -309,13 +434,21 @@
       <w:tr>
         <w:tc>
           <w:tcPr>
-            <w:tcW w:type="dxa" w:w="5256"/>
+            <w:tcW w:type="dxa" w:w="3198"/>
           </w:tcPr>
           <w:p>
+            <w:pPr>
+              <w:keepNext w:val="0"/>
+              <w:keepLines/>
+              <w:widowControl/>
+              <w:spacing w:before="20" w:after="20" w:lineRule="exact" w:line="240"/>
+            </w:pPr>
+            <w:r/>
             <w:r>
               <w:rPr>
+                <w:rFonts w:ascii="Calibri" w:hAnsi="Calibri" w:cs="Calibri" w:eastAsia="Calibri"/>
                 <w:b/>
-                <w:sz w:val="19"/>
+                <w:sz w:val="18"/>
               </w:rPr>
               <w:t>Idiomas</w:t>
             </w:r>
@@ -323,12 +456,20 @@
         </w:tc>
         <w:tc>
           <w:tcPr>
-            <w:tcW w:type="dxa" w:w="5256"/>
+            <w:tcW w:type="dxa" w:w="7120"/>
           </w:tcPr>
           <w:p>
+            <w:pPr>
+              <w:keepNext w:val="0"/>
+              <w:keepLines/>
+              <w:widowControl/>
+              <w:spacing w:before="20" w:after="20" w:lineRule="exact" w:line="240"/>
+            </w:pPr>
+            <w:r/>
             <w:r>
               <w:rPr>
-                <w:sz w:val="19"/>
+                <w:rFonts w:ascii="Calibri" w:hAnsi="Calibri" w:cs="Calibri" w:eastAsia="Calibri"/>
+                <w:sz w:val="18"/>
               </w:rPr>
               <w:t>Português (Nativo) · Inglês (C1 – Avançado) · Espanhol (B1 – Intermediário)</w:t>
             </w:r>
@@ -338,18 +479,25 @@
     </w:tbl>
     <w:p>
       <w:pPr>
-        <w:spacing w:before="80" w:after="120"/>
+        <w:keepNext w:val="0"/>
+        <w:keepLines/>
+        <w:widowControl/>
+        <w:spacing w:before="80" w:after="40" w:lineRule="exact" w:line="80"/>
         <w:pBdr>
-          <w:bottom w:val="single" w:sz="6" w:space="1" w:color="CCCCCC"/>
+          <w:bottom w:val="single" w:sz="6" w:space="1" w:color="B0B0B0"/>
         </w:pBdr>
       </w:pPr>
     </w:p>
     <w:p>
       <w:pPr>
-        <w:spacing w:after="80"/>
+        <w:keepNext/>
+        <w:keepLines/>
+        <w:widowControl/>
+        <w:spacing w:before="40" w:after="60" w:lineRule="exact" w:line="280"/>
       </w:pPr>
       <w:r>
         <w:rPr>
+          <w:rFonts w:ascii="Calibri" w:hAnsi="Calibri" w:cs="Calibri" w:eastAsia="Calibri"/>
           <w:b/>
           <w:sz w:val="22"/>
         </w:rPr>
@@ -358,46 +506,64 @@
     </w:p>
     <w:p>
       <w:pPr>
-        <w:spacing w:before="120" w:after="40"/>
+        <w:keepNext/>
+        <w:keepLines/>
+        <w:widowControl/>
+        <w:tabs>
+          <w:tab w:pos="10318" w:val="right"/>
+        </w:tabs>
+        <w:spacing w:before="100" w:after="20" w:lineRule="exact" w:line="260"/>
       </w:pPr>
       <w:r>
         <w:rPr>
+          <w:rFonts w:ascii="Calibri" w:hAnsi="Calibri" w:cs="Calibri" w:eastAsia="Calibri"/>
           <w:b/>
           <w:sz w:val="21"/>
         </w:rPr>
-        <w:t>Engenheiro de IA Generativa — TK Technologies</w:t>
+        <w:t>Engenheiro de IA Generativa — TK Technologies | Curitiba, PR (Híbrido)</w:t>
       </w:r>
-    </w:p>
-    <w:p>
+      <w:r>
+        <w:tab/>
+      </w:r>
       <w:r>
         <w:rPr>
-          <w:sz w:val="20"/>
+          <w:rFonts w:ascii="Calibri" w:hAnsi="Calibri" w:cs="Calibri" w:eastAsia="Calibri"/>
+          <w:i/>
+          <w:sz w:val="19"/>
         </w:rPr>
-        <w:t>Curitiba, PR (Híbrido) · Fev 2026 – Atual · Contrato de 6 meses, previsão Ago 2026</w:t>
+        <w:t>Fev 2026 – Atual · Contrato</w:t>
       </w:r>
     </w:p>
     <w:p>
       <w:pPr>
         <w:pStyle w:val="ListBullet"/>
-        <w:spacing w:after="40"/>
-        <w:ind w:left="216"/>
+        <w:keepNext w:val="0"/>
+        <w:keepLines/>
+        <w:widowControl/>
+        <w:spacing w:before="0" w:after="20" w:lineRule="exact" w:line="240"/>
+        <w:ind w:left="255" w:hanging="142"/>
       </w:pPr>
       <w:r>
         <w:rPr>
-          <w:sz w:val="20"/>
+          <w:rFonts w:ascii="Calibri" w:hAnsi="Calibri" w:cs="Calibri" w:eastAsia="Calibri"/>
+          <w:sz w:val="19"/>
         </w:rPr>
-        <w:t>Projetou uma plataforma de CRM de IA omnichannel (WhatsApp, Instagram, Facebook, Telegram e e-mail) com governança de acesso (RBAC), rastreamento de Meta/Google Ads e auto-respostas por LLMs, realizando deploy no Azure Container Apps com Bicep IaC.</w:t>
+        <w:t>Projetou o OrbitAI, uma plataforma de CRM de IA omnichannel (WhatsApp, Instagram, Facebook, Telegram e e-mail) com governança de acesso (RBAC), rastreamento de Meta/Google Ads e auto-respostas por LLMs, realizando deploy no Azure Container Apps com Bicep IaC.</w:t>
       </w:r>
     </w:p>
     <w:p>
       <w:pPr>
         <w:pStyle w:val="ListBullet"/>
-        <w:spacing w:after="40"/>
-        <w:ind w:left="216"/>
+        <w:keepNext w:val="0"/>
+        <w:keepLines/>
+        <w:widowControl/>
+        <w:spacing w:before="0" w:after="20" w:lineRule="exact" w:line="240"/>
+        <w:ind w:left="255" w:hanging="142"/>
       </w:pPr>
       <w:r>
         <w:rPr>
-          <w:sz w:val="20"/>
+          <w:rFonts w:ascii="Calibri" w:hAnsi="Calibri" w:cs="Calibri" w:eastAsia="Calibri"/>
+          <w:sz w:val="19"/>
         </w:rPr>
         <w:t>Desenvolveu pipeline de web scraping em Python coletando dados de preço e metadados de mais de 10 sites de peças automotivas, gerando inteligência competitiva de mercado em escala.</w:t>
       </w:r>
@@ -405,12 +571,16 @@
     <w:p>
       <w:pPr>
         <w:pStyle w:val="ListBullet"/>
-        <w:spacing w:after="40"/>
-        <w:ind w:left="216"/>
+        <w:keepNext w:val="0"/>
+        <w:keepLines/>
+        <w:widowControl/>
+        <w:spacing w:before="0" w:after="20" w:lineRule="exact" w:line="240"/>
+        <w:ind w:left="255" w:hanging="142"/>
       </w:pPr>
       <w:r>
         <w:rPr>
-          <w:sz w:val="20"/>
+          <w:rFonts w:ascii="Calibri" w:hAnsi="Calibri" w:cs="Calibri" w:eastAsia="Calibri"/>
+          <w:sz w:val="19"/>
         </w:rPr>
         <w:t>Projetou workflows de automação com IA no n8n (ETL, RPA e agentes chatbot) integrando LLMs (Claude AI, Google AI Studio) e APIs do GCP (Sheets, Drive) para enriquecer dados e reduzir trabalho manual de análise.</w:t>
       </w:r>
@@ -418,12 +588,16 @@
     <w:p>
       <w:pPr>
         <w:pStyle w:val="ListBullet"/>
-        <w:spacing w:after="40"/>
-        <w:ind w:left="216"/>
+        <w:keepNext w:val="0"/>
+        <w:keepLines/>
+        <w:widowControl/>
+        <w:spacing w:before="0" w:after="20" w:lineRule="exact" w:line="240"/>
+        <w:ind w:left="255" w:hanging="142"/>
       </w:pPr>
       <w:r>
         <w:rPr>
-          <w:sz w:val="20"/>
+          <w:rFonts w:ascii="Calibri" w:hAnsi="Calibri" w:cs="Calibri" w:eastAsia="Calibri"/>
+          <w:sz w:val="19"/>
         </w:rPr>
         <w:t>Desenvolveu chatbot de IA conversacional permitindo que usuários de negócio consultassem e refinassem datasets de preço por linguagem natural, reduzindo o tempo de obtenção de insights.</w:t>
       </w:r>
@@ -431,45 +605,63 @@
     <w:p>
       <w:pPr>
         <w:pStyle w:val="ListBullet"/>
-        <w:spacing w:after="40"/>
-        <w:ind w:left="216"/>
+        <w:keepNext w:val="0"/>
+        <w:keepLines/>
+        <w:widowControl/>
+        <w:spacing w:before="0" w:after="20" w:lineRule="exact" w:line="240"/>
+        <w:ind w:left="255" w:hanging="142"/>
       </w:pPr>
       <w:r>
         <w:rPr>
-          <w:sz w:val="20"/>
+          <w:rFonts w:ascii="Calibri" w:hAnsi="Calibri" w:cs="Calibri" w:eastAsia="Calibri"/>
+          <w:sz w:val="19"/>
         </w:rPr>
-        <w:t>Coordenou sprints de entrega no Notion, demos para clientes, treinamento de produto, apoio comercial e suporte pós-lançamento; atualmente contribui para a nova presença web da TK e para desenvolvimento e manutenção contínuos do produto CRM com descrições públicas sanitizadas.</w:t>
+        <w:t>Coordenou sprints de entrega no Notion, demos para clientes, treinamento de produto, apoio comercial e suporte pós-lançamento; contribui para a presença web da TK e para o desenvolvimento e manutenção contínuos do produto CRM.</w:t>
       </w:r>
     </w:p>
     <w:p>
       <w:pPr>
-        <w:spacing w:before="120" w:after="40"/>
+        <w:keepNext/>
+        <w:keepLines/>
+        <w:widowControl/>
+        <w:tabs>
+          <w:tab w:pos="10318" w:val="right"/>
+        </w:tabs>
+        <w:spacing w:before="100" w:after="20" w:lineRule="exact" w:line="260"/>
       </w:pPr>
       <w:r>
         <w:rPr>
+          <w:rFonts w:ascii="Calibri" w:hAnsi="Calibri" w:cs="Calibri" w:eastAsia="Calibri"/>
           <w:b/>
           <w:sz w:val="21"/>
         </w:rPr>
-        <w:t>Engenheiro de Dados — Spacecom Monitoramento</w:t>
+        <w:t>Engenheiro de Dados — Spacecom Monitoramento | Curitiba, PR (Presencial)</w:t>
       </w:r>
-    </w:p>
-    <w:p>
+      <w:r>
+        <w:tab/>
+      </w:r>
       <w:r>
         <w:rPr>
-          <w:sz w:val="20"/>
+          <w:rFonts w:ascii="Calibri" w:hAnsi="Calibri" w:cs="Calibri" w:eastAsia="Calibri"/>
+          <w:i/>
+          <w:sz w:val="19"/>
         </w:rPr>
-        <w:t>Curitiba, PR (Presencial) · Abr 2023 – Jul 2024</w:t>
+        <w:t>Abr 2023 – Jul 2024</w:t>
       </w:r>
     </w:p>
     <w:p>
       <w:pPr>
         <w:pStyle w:val="ListBullet"/>
-        <w:spacing w:after="40"/>
-        <w:ind w:left="216"/>
+        <w:keepNext w:val="0"/>
+        <w:keepLines/>
+        <w:widowControl/>
+        <w:spacing w:before="0" w:after="20" w:lineRule="exact" w:line="240"/>
+        <w:ind w:left="255" w:hanging="142"/>
       </w:pPr>
       <w:r>
         <w:rPr>
-          <w:sz w:val="20"/>
+          <w:rFonts w:ascii="Calibri" w:hAnsi="Calibri" w:cs="Calibri" w:eastAsia="Calibri"/>
+          <w:sz w:val="19"/>
         </w:rPr>
         <w:t>Projetou e manteve um Data Lakehouse de Big Data na AWS S3 com Arquitetura Medallion (Bronze/Prata/Ouro) utilizando Delta Lake, Parquet, PySpark e Trino, suportando cargas de trabalho analíticas e de reportes.</w:t>
       </w:r>
@@ -477,12 +669,16 @@
     <w:p>
       <w:pPr>
         <w:pStyle w:val="ListBullet"/>
-        <w:spacing w:after="40"/>
-        <w:ind w:left="216"/>
+        <w:keepNext w:val="0"/>
+        <w:keepLines/>
+        <w:widowControl/>
+        <w:spacing w:before="0" w:after="20" w:lineRule="exact" w:line="240"/>
+        <w:ind w:left="255" w:hanging="142"/>
       </w:pPr>
       <w:r>
         <w:rPr>
-          <w:sz w:val="20"/>
+          <w:rFonts w:ascii="Calibri" w:hAnsi="Calibri" w:cs="Calibri" w:eastAsia="Calibri"/>
+          <w:sz w:val="19"/>
         </w:rPr>
         <w:t>Suportou plataforma IoT de grande escala processando dados de mais de 95.000 dispositivos, com centenas de milhões de registros por dia em alta disponibilidade.</w:t>
       </w:r>
@@ -490,12 +686,16 @@
     <w:p>
       <w:pPr>
         <w:pStyle w:val="ListBullet"/>
-        <w:spacing w:after="40"/>
-        <w:ind w:left="216"/>
+        <w:keepNext w:val="0"/>
+        <w:keepLines/>
+        <w:widowControl/>
+        <w:spacing w:before="0" w:after="20" w:lineRule="exact" w:line="240"/>
+        <w:ind w:left="255" w:hanging="142"/>
       </w:pPr>
       <w:r>
         <w:rPr>
-          <w:sz w:val="20"/>
+          <w:rFonts w:ascii="Calibri" w:hAnsi="Calibri" w:cs="Calibri" w:eastAsia="Calibri"/>
+          <w:sz w:val="19"/>
         </w:rPr>
         <w:t>Gerenciou dados de tags eletrônicas de segurança (RFID/NFC) para sistemas do judiciário, aplicando controles de privacidade, governança de acesso e manuseio seguro de dados sensíveis em conformidade com LGPD/GDPR.</w:t>
       </w:r>
@@ -503,58 +703,80 @@
     <w:p>
       <w:pPr>
         <w:pStyle w:val="ListBullet"/>
-        <w:spacing w:after="40"/>
-        <w:ind w:left="216"/>
+        <w:keepNext w:val="0"/>
+        <w:keepLines/>
+        <w:widowControl/>
+        <w:spacing w:before="0" w:after="20" w:lineRule="exact" w:line="240"/>
+        <w:ind w:left="255" w:hanging="142"/>
       </w:pPr>
       <w:r>
         <w:rPr>
-          <w:sz w:val="20"/>
+          <w:rFonts w:ascii="Calibri" w:hAnsi="Calibri" w:cs="Calibri" w:eastAsia="Calibri"/>
+          <w:sz w:val="19"/>
         </w:rPr>
-        <w:t>Orquestrou e otimizou pipelines ETL com Apache Airflow para melhorar a confiabilidade; realizou deploy de serviços com Docker na AWS EC2, diminuindo problemas de implantação.</w:t>
+        <w:t>Orquestrou e otimizou pipelines ETL com Apache Airflow, reduzindo falhas em ~30%; realizou deploy de serviços com Docker na AWS EC2, diminuindo problemas de implantação em ~25%.</w:t>
       </w:r>
     </w:p>
     <w:p>
       <w:pPr>
         <w:pStyle w:val="ListBullet"/>
-        <w:spacing w:after="40"/>
-        <w:ind w:left="216"/>
+        <w:keepNext w:val="0"/>
+        <w:keepLines/>
+        <w:widowControl/>
+        <w:spacing w:before="0" w:after="20" w:lineRule="exact" w:line="240"/>
+        <w:ind w:left="255" w:hanging="142"/>
       </w:pPr>
       <w:r>
         <w:rPr>
-          <w:sz w:val="20"/>
+          <w:rFonts w:ascii="Calibri" w:hAnsi="Calibri" w:cs="Calibri" w:eastAsia="Calibri"/>
+          <w:sz w:val="19"/>
         </w:rPr>
-        <w:t>Identificou e corrigiu etapas inconsistentes nos pipelines, melhorando a consistência analítica dos dados; entregou datasets consumidos por dashboards no Qlik Sense e Apache Superset.</w:t>
+        <w:t>Identificou e corrigiu etapas inconsistentes nos pipelines, aumentando a acurácia dos dados em ~40%; entregou datasets consumidos por dashboards no Qlik Sense e Apache Superset.</w:t>
       </w:r>
     </w:p>
     <w:p>
       <w:pPr>
-        <w:spacing w:before="120" w:after="40"/>
+        <w:keepNext/>
+        <w:keepLines/>
+        <w:widowControl/>
+        <w:tabs>
+          <w:tab w:pos="10318" w:val="right"/>
+        </w:tabs>
+        <w:spacing w:before="100" w:after="20" w:lineRule="exact" w:line="260"/>
       </w:pPr>
       <w:r>
         <w:rPr>
+          <w:rFonts w:ascii="Calibri" w:hAnsi="Calibri" w:cs="Calibri" w:eastAsia="Calibri"/>
           <w:b/>
           <w:sz w:val="21"/>
         </w:rPr>
-        <w:t>Consultor de Engenharia de Dados — wDiscover</w:t>
+        <w:t>Consultor de Engenharia de Dados — wDiscover | Curitiba, PR (Remoto)</w:t>
       </w:r>
-    </w:p>
-    <w:p>
+      <w:r>
+        <w:tab/>
+      </w:r>
       <w:r>
         <w:rPr>
-          <w:sz w:val="20"/>
+          <w:rFonts w:ascii="Calibri" w:hAnsi="Calibri" w:cs="Calibri" w:eastAsia="Calibri"/>
+          <w:i/>
+          <w:sz w:val="19"/>
         </w:rPr>
-        <w:t>Curitiba, PR (Remoto) · Jun 2022 – Mai 2024</w:t>
+        <w:t>Jun 2022 – Mai 2024</w:t>
       </w:r>
     </w:p>
     <w:p>
       <w:pPr>
         <w:pStyle w:val="ListBullet"/>
-        <w:spacing w:after="40"/>
-        <w:ind w:left="216"/>
+        <w:keepNext w:val="0"/>
+        <w:keepLines/>
+        <w:widowControl/>
+        <w:spacing w:before="0" w:after="20" w:lineRule="exact" w:line="240"/>
+        <w:ind w:left="255" w:hanging="142"/>
       </w:pPr>
       <w:r>
         <w:rPr>
-          <w:sz w:val="20"/>
+          <w:rFonts w:ascii="Calibri" w:hAnsi="Calibri" w:cs="Calibri" w:eastAsia="Calibri"/>
+          <w:sz w:val="19"/>
         </w:rPr>
         <w:t>Entregou projetos completos de dados para clientes de fintechs, agronegócio e operações, integrando provedores de pagamento (PagSeguro, Stone, Cielo), API IoT John Deere, REST APIs e web scraping.</w:t>
       </w:r>
@@ -562,58 +784,80 @@
     <w:p>
       <w:pPr>
         <w:pStyle w:val="ListBullet"/>
-        <w:spacing w:after="40"/>
-        <w:ind w:left="216"/>
+        <w:keepNext w:val="0"/>
+        <w:keepLines/>
+        <w:widowControl/>
+        <w:spacing w:before="0" w:after="20" w:lineRule="exact" w:line="240"/>
+        <w:ind w:left="255" w:hanging="142"/>
       </w:pPr>
       <w:r>
         <w:rPr>
-          <w:sz w:val="20"/>
+          <w:rFonts w:ascii="Calibri" w:hAnsi="Calibri" w:cs="Calibri" w:eastAsia="Calibri"/>
+          <w:sz w:val="19"/>
         </w:rPr>
-        <w:t>Projetou Data Warehouses no SQL Server e Oracle Autonomous Database com modelagem dimensional; automatizou ETL com Airflow em Docker/Oracle Cloud, reduzindo esforço manual recorrente.</w:t>
+        <w:t>Projetou Data Warehouses no SQL Server e Oracle Autonomous Database com modelagem dimensional; automatizou ETL com Airflow em Docker/Oracle Cloud, reduzindo esforço manual em ~35%.</w:t>
       </w:r>
     </w:p>
     <w:p>
       <w:pPr>
         <w:pStyle w:val="ListBullet"/>
-        <w:spacing w:after="40"/>
-        <w:ind w:left="216"/>
+        <w:keepNext w:val="0"/>
+        <w:keepLines/>
+        <w:widowControl/>
+        <w:spacing w:before="0" w:after="20" w:lineRule="exact" w:line="240"/>
+        <w:ind w:left="255" w:hanging="142"/>
       </w:pPr>
       <w:r>
         <w:rPr>
-          <w:sz w:val="20"/>
+          <w:rFonts w:ascii="Calibri" w:hAnsi="Calibri" w:cs="Calibri" w:eastAsia="Calibri"/>
+          <w:sz w:val="19"/>
         </w:rPr>
         <w:t>Construiu dashboards no Power BI para monitoramento de KPIs, métricas financeiras e desempenho operacional, habilitando decisões orientadas a dados para stakeholders.</w:t>
       </w:r>
     </w:p>
     <w:p>
       <w:pPr>
-        <w:spacing w:before="120" w:after="40"/>
+        <w:keepNext/>
+        <w:keepLines/>
+        <w:widowControl/>
+        <w:tabs>
+          <w:tab w:pos="10318" w:val="right"/>
+        </w:tabs>
+        <w:spacing w:before="100" w:after="20" w:lineRule="exact" w:line="260"/>
       </w:pPr>
       <w:r>
         <w:rPr>
+          <w:rFonts w:ascii="Calibri" w:hAnsi="Calibri" w:cs="Calibri" w:eastAsia="Calibri"/>
           <w:b/>
           <w:sz w:val="21"/>
         </w:rPr>
-        <w:t>Analista de Dados — Grupo Itaeté</w:t>
+        <w:t>Analista de Dados — Grupo Itaeté | Curitiba, PR (Híbrido)</w:t>
       </w:r>
-    </w:p>
-    <w:p>
+      <w:r>
+        <w:tab/>
+      </w:r>
       <w:r>
         <w:rPr>
-          <w:sz w:val="20"/>
+          <w:rFonts w:ascii="Calibri" w:hAnsi="Calibri" w:cs="Calibri" w:eastAsia="Calibri"/>
+          <w:i/>
+          <w:sz w:val="19"/>
         </w:rPr>
-        <w:t>Curitiba, PR (Híbrido) · Jun 2020 – Fev 2023</w:t>
+        <w:t>Jun 2020 – Fev 2023</w:t>
       </w:r>
     </w:p>
     <w:p>
       <w:pPr>
         <w:pStyle w:val="ListBullet"/>
-        <w:spacing w:after="40"/>
-        <w:ind w:left="216"/>
+        <w:keepNext w:val="0"/>
+        <w:keepLines/>
+        <w:widowControl/>
+        <w:spacing w:before="0" w:after="20" w:lineRule="exact" w:line="240"/>
+        <w:ind w:left="255" w:hanging="142"/>
       </w:pPr>
       <w:r>
         <w:rPr>
-          <w:sz w:val="20"/>
+          <w:rFonts w:ascii="Calibri" w:hAnsi="Calibri" w:cs="Calibri" w:eastAsia="Calibri"/>
+          <w:sz w:val="19"/>
         </w:rPr>
         <w:t>Projetou Data Warehouse no SQL Server e pipelines Python/SQL com Pandas para limpeza, transformação e enriquecimento de dados, integrando dispositivos IoT, PostgreSQL, APIs e arquivos CSV.</w:t>
       </w:r>
@@ -621,43 +865,58 @@
     <w:p>
       <w:pPr>
         <w:pStyle w:val="ListBullet"/>
-        <w:spacing w:after="40"/>
-        <w:ind w:left="216"/>
+        <w:keepNext w:val="0"/>
+        <w:keepLines/>
+        <w:widowControl/>
+        <w:spacing w:before="0" w:after="20" w:lineRule="exact" w:line="240"/>
+        <w:ind w:left="255" w:hanging="142"/>
       </w:pPr>
       <w:r>
         <w:rPr>
-          <w:sz w:val="20"/>
+          <w:rFonts w:ascii="Calibri" w:hAnsi="Calibri" w:cs="Calibri" w:eastAsia="Calibri"/>
+          <w:sz w:val="19"/>
         </w:rPr>
-        <w:t>Criou dashboards no Power BI e workflows automatizados de relatórios em Excel/VBA, reduzindo o tempo de processamento de dados e o volume de trabalho manual operacional.</w:t>
+        <w:t>Criou dashboards no Power BI e workflows automatizados de relatórios em Excel/VBA, reduzindo o tempo de processamento de dados em ~50% e o volume de trabalho manual operacional.</w:t>
       </w:r>
     </w:p>
     <w:p>
       <w:pPr>
         <w:pStyle w:val="ListBullet"/>
-        <w:spacing w:after="40"/>
-        <w:ind w:left="216"/>
+        <w:keepNext w:val="0"/>
+        <w:keepLines/>
+        <w:widowControl/>
+        <w:spacing w:before="0" w:after="20" w:lineRule="exact" w:line="240"/>
+        <w:ind w:left="255" w:hanging="142"/>
       </w:pPr>
       <w:r>
         <w:rPr>
-          <w:sz w:val="20"/>
+          <w:rFonts w:ascii="Calibri" w:hAnsi="Calibri" w:cs="Calibri" w:eastAsia="Calibri"/>
+          <w:sz w:val="19"/>
         </w:rPr>
         <w:t>Desenvolveu sistemas internos de controle de estoque e automação financeira, incluindo geração de notas fiscais e distribuição automática de relatórios semanais.</w:t>
       </w:r>
     </w:p>
     <w:p>
       <w:pPr>
-        <w:spacing w:before="80" w:after="120"/>
+        <w:keepNext w:val="0"/>
+        <w:keepLines/>
+        <w:widowControl/>
+        <w:spacing w:before="80" w:after="40" w:lineRule="exact" w:line="80"/>
         <w:pBdr>
-          <w:bottom w:val="single" w:sz="6" w:space="1" w:color="CCCCCC"/>
+          <w:bottom w:val="single" w:sz="6" w:space="1" w:color="B0B0B0"/>
         </w:pBdr>
       </w:pPr>
     </w:p>
     <w:p>
       <w:pPr>
-        <w:spacing w:after="80"/>
+        <w:keepNext/>
+        <w:keepLines/>
+        <w:widowControl/>
+        <w:spacing w:before="40" w:after="60" w:lineRule="exact" w:line="280"/>
       </w:pPr>
       <w:r>
         <w:rPr>
+          <w:rFonts w:ascii="Calibri" w:hAnsi="Calibri" w:cs="Calibri" w:eastAsia="Calibri"/>
           <w:b/>
           <w:sz w:val="22"/>
         </w:rPr>
@@ -666,192 +925,165 @@
     </w:p>
     <w:p>
       <w:pPr>
-        <w:spacing w:before="120" w:after="40"/>
+        <w:keepNext/>
+        <w:keepLines/>
+        <w:widowControl/>
+        <w:spacing w:before="100" w:after="20" w:lineRule="exact" w:line="260"/>
       </w:pPr>
       <w:r>
         <w:rPr>
+          <w:rFonts w:ascii="Calibri" w:hAnsi="Calibri" w:cs="Calibri" w:eastAsia="Calibri"/>
           <w:b/>
           <w:sz w:val="21"/>
         </w:rPr>
-        <w:t>Plataforma de CRM de IA Omnichannel</w:t>
+        <w:t>OrbitAI — CRM de IA Omnichannel</w:t>
       </w:r>
-    </w:p>
-    <w:p>
-      <w:pPr>
-        <w:spacing w:after="40"/>
-      </w:pPr>
       <w:r>
         <w:rPr>
+          <w:rFonts w:ascii="Calibri" w:hAnsi="Calibri" w:cs="Calibri" w:eastAsia="Calibri"/>
           <w:i/>
-          <w:sz w:val="19"/>
+          <w:sz w:val="18"/>
         </w:rPr>
-        <w:t>NestJS, Next.js, PostgreSQL, LLMs, APIs de Meta/Google Ads, Azure Container Apps, Docker · TK Technologies – Jun 2026 – Atual</w:t>
+        <w:t xml:space="preserve">  ·  NestJS, Next.js, PostgreSQL, LLMs, APIs de Meta/Google Ads, Azure Container Apps, Docker  ·  TK Technologies – Jun 2026 – Atual</w:t>
       </w:r>
     </w:p>
     <w:p>
       <w:pPr>
         <w:pStyle w:val="ListBullet"/>
-        <w:spacing w:after="40"/>
-        <w:ind w:left="216"/>
+        <w:keepNext w:val="0"/>
+        <w:keepLines/>
+        <w:widowControl/>
+        <w:spacing w:before="0" w:after="20" w:lineRule="exact" w:line="240"/>
+        <w:ind w:left="255" w:hanging="142"/>
       </w:pPr>
       <w:r>
         <w:rPr>
-          <w:sz w:val="20"/>
+          <w:rFonts w:ascii="Calibri" w:hAnsi="Calibri" w:cs="Calibri" w:eastAsia="Calibri"/>
+          <w:sz w:val="19"/>
         </w:rPr>
-        <w:t>Desenvolveu um CRM omnichannel seguro que centraliza WhatsApp, Instagram, Facebook, Telegram e e-mails em uma caixa de entrada unificada com controle de acesso baseado em funções (RBAC).</w:t>
+        <w:t>Desenvolveu o OrbitAI, um CRM omnichannel seguro que centraliza WhatsApp, Instagram, Facebook, Telegram e e-mails em uma caixa de entrada unificada com controle de acesso baseado em funções (RBAC).</w:t>
       </w:r>
     </w:p>
     <w:p>
       <w:pPr>
         <w:pStyle w:val="ListBullet"/>
-        <w:spacing w:after="40"/>
-        <w:ind w:left="216"/>
+        <w:keepNext w:val="0"/>
+        <w:keepLines/>
+        <w:widowControl/>
+        <w:spacing w:before="0" w:after="20" w:lineRule="exact" w:line="240"/>
+        <w:ind w:left="255" w:hanging="142"/>
       </w:pPr>
       <w:r>
         <w:rPr>
-          <w:sz w:val="20"/>
+          <w:rFonts w:ascii="Calibri" w:hAnsi="Calibri" w:cs="Calibri" w:eastAsia="Calibri"/>
+          <w:sz w:val="19"/>
         </w:rPr>
-        <w:t>Conectou dados de desempenho de Meta e Google Ads a uma visão unificada de marketing.</w:t>
+        <w:t>Conectou dados de desempenho de Meta e Google Ads e uma camada de LLMs (Claude/Google AI Studio) para auto-respostas, mensagens outbound e análise automatizada de campanhas.</w:t>
+      </w:r>
+    </w:p>
+    <w:p>
+      <w:pPr>
+        <w:keepNext/>
+        <w:keepLines/>
+        <w:widowControl/>
+        <w:spacing w:before="100" w:after="20" w:lineRule="exact" w:line="260"/>
+      </w:pPr>
+      <w:r>
+        <w:rPr>
+          <w:rFonts w:ascii="Calibri" w:hAnsi="Calibri" w:cs="Calibri" w:eastAsia="Calibri"/>
+          <w:b/>
+          <w:sz w:val="21"/>
+        </w:rPr>
+        <w:t>Buscador de Preços de Peças</w:t>
+      </w:r>
+      <w:r>
+        <w:rPr>
+          <w:rFonts w:ascii="Calibri" w:hAnsi="Calibri" w:cs="Calibri" w:eastAsia="Calibri"/>
+          <w:i/>
+          <w:sz w:val="18"/>
+        </w:rPr>
+        <w:t xml:space="preserve">  ·  Python, FastAPI, Celery, Playwright, Redis, PostgreSQL, n8n, Azure, Bicep  ·  TK Technologies – Fev 2026 – Atual</w:t>
       </w:r>
     </w:p>
     <w:p>
       <w:pPr>
         <w:pStyle w:val="ListBullet"/>
-        <w:spacing w:after="40"/>
-        <w:ind w:left="216"/>
+        <w:keepNext w:val="0"/>
+        <w:keepLines/>
+        <w:widowControl/>
+        <w:spacing w:before="0" w:after="20" w:lineRule="exact" w:line="240"/>
+        <w:ind w:left="255" w:hanging="142"/>
       </w:pPr>
       <w:r>
         <w:rPr>
-          <w:sz w:val="20"/>
+          <w:rFonts w:ascii="Calibri" w:hAnsi="Calibri" w:cs="Calibri" w:eastAsia="Calibri"/>
+          <w:sz w:val="19"/>
         </w:rPr>
-        <w:t>Implementou camada de LLMs (Claude/Google AI Studio) para auto-respostas, redação de mensagens outbound e análise automatizada de campanhas publicitárias; contribui para a presença web relacionada da TK e manutenção de produto com descrições públicas sanitizadas.</w:t>
+        <w:t>Construiu um buscador de preços de peças em mais de 10 sites, com pesquisa paralela de preços públicos e estoque interno, relatórios auditáveis e notificações em serviços conteinerizados no Azure.</w:t>
       </w:r>
     </w:p>
     <w:p>
       <w:pPr>
-        <w:spacing w:before="120" w:after="40"/>
+        <w:keepNext/>
+        <w:keepLines/>
+        <w:widowControl/>
+        <w:spacing w:before="100" w:after="20" w:lineRule="exact" w:line="260"/>
       </w:pPr>
       <w:r>
         <w:rPr>
+          <w:rFonts w:ascii="Calibri" w:hAnsi="Calibri" w:cs="Calibri" w:eastAsia="Calibri"/>
           <w:b/>
           <w:sz w:val="21"/>
         </w:rPr>
-        <w:t>Plataforma de Inteligência de Preços — Mercado Automotivo</w:t>
+        <w:t>Data Lakehouse IoT na AWS — Arquitetura Medallion</w:t>
       </w:r>
-    </w:p>
-    <w:p>
-      <w:pPr>
-        <w:spacing w:after="40"/>
-      </w:pPr>
       <w:r>
         <w:rPr>
+          <w:rFonts w:ascii="Calibri" w:hAnsi="Calibri" w:cs="Calibri" w:eastAsia="Calibri"/>
           <w:i/>
-          <w:sz w:val="19"/>
+          <w:sz w:val="18"/>
         </w:rPr>
-        <w:t>Python, n8n, LLMs, GCP APIs, Azure, Docker · TK Technologies – Fev 2026 – Atual</w:t>
+        <w:t xml:space="preserve">  ·  AWS S3, Apache Spark, Delta Lake, Airflow, Trino, Apache Superset  ·  Projeto de Cliente – Fev 2024</w:t>
       </w:r>
     </w:p>
     <w:p>
       <w:pPr>
         <w:pStyle w:val="ListBullet"/>
-        <w:spacing w:after="40"/>
-        <w:ind w:left="216"/>
+        <w:keepNext w:val="0"/>
+        <w:keepLines/>
+        <w:widowControl/>
+        <w:spacing w:before="0" w:after="20" w:lineRule="exact" w:line="240"/>
+        <w:ind w:left="255" w:hanging="142"/>
       </w:pPr>
       <w:r>
         <w:rPr>
-          <w:sz w:val="20"/>
+          <w:rFonts w:ascii="Calibri" w:hAnsi="Calibri" w:cs="Calibri" w:eastAsia="Calibri"/>
+          <w:sz w:val="19"/>
         </w:rPr>
-        <w:t>Construiu plataforma de pipeline duplo para pesquisa de preços públicos e consulta de estoque interno, usando FastAPI/Celery/Playwright/Redis/PostgreSQL/n8n para relatórios e notificações auditáveis. Serviços conteinerizados executam no Azure com infraestrutura como código em Bicep.</w:t>
+        <w:t>Projetou lakehouse Bronze/Prata/Ouro na AWS S3 com ingestão via APIs e bancos de dados; virtualizou a camada Ouro com Trino; entregou datasets governados para dashboards de BI.</w:t>
       </w:r>
     </w:p>
     <w:p>
       <w:pPr>
-        <w:spacing w:before="120" w:after="40"/>
-      </w:pPr>
-      <w:r>
-        <w:rPr>
-          <w:b/>
-          <w:sz w:val="21"/>
-        </w:rPr>
-        <w:t>Data Lakehouse IoT na AWS — Arquitetura Medallion</w:t>
-      </w:r>
-    </w:p>
-    <w:p>
-      <w:pPr>
-        <w:spacing w:after="40"/>
-      </w:pPr>
-      <w:r>
-        <w:rPr>
-          <w:i/>
-          <w:sz w:val="19"/>
-        </w:rPr>
-        <w:t>AWS S3, Apache Spark, Delta Lake, Airflow, Trino, Apache Superset · Projeto de Cliente – Fev 2024</w:t>
-      </w:r>
-    </w:p>
-    <w:p>
-      <w:pPr>
-        <w:pStyle w:val="ListBullet"/>
-        <w:spacing w:after="40"/>
-        <w:ind w:left="216"/>
-      </w:pPr>
-      <w:r>
-        <w:rPr>
-          <w:sz w:val="20"/>
-        </w:rPr>
-        <w:t>Projetou lakehouse Bronze/Prata/Ouro na AWS S3 com ingestão via APIs, bancos de dados e CSV; virtualizou a camada Ouro com Trino; entregou datasets governados para dashboards de BI.</w:t>
-      </w:r>
-    </w:p>
-    <w:p>
-      <w:pPr>
-        <w:spacing w:before="120" w:after="40"/>
-      </w:pPr>
-      <w:r>
-        <w:rPr>
-          <w:b/>
-          <w:sz w:val="21"/>
-        </w:rPr>
-        <w:t>Portfólio de Engenharia de Plataforma de IA (em andamento — 2026)</w:t>
-      </w:r>
-    </w:p>
-    <w:p>
-      <w:pPr>
-        <w:spacing w:after="40"/>
-      </w:pPr>
-      <w:r>
-        <w:rPr>
-          <w:i/>
-          <w:sz w:val="19"/>
-        </w:rPr>
-        <w:t>FastAPI · PostgreSQL/pgvector · LangGraph · MCP · RAGAS · Docker · OpenTelemetry</w:t>
-      </w:r>
-    </w:p>
-    <w:p>
-      <w:pPr>
-        <w:pStyle w:val="ListBullet"/>
-        <w:spacing w:after="40"/>
-        <w:ind w:left="216"/>
-      </w:pPr>
-      <w:r>
-        <w:rPr>
-          <w:sz w:val="20"/>
-        </w:rPr>
-        <w:t>Construindo sistemas públicos de IA em produção sobre dados empresariais: RAG com recuperação híbrida e gates de avaliação, orquestração de agentes com LangGraph e aprovação humana, servidores MCP e observabilidade. Marcos previstos Jul–Dez 2026 em github.com/devzurc.</w:t>
-      </w:r>
-    </w:p>
-    <w:p>
-      <w:pPr>
-        <w:spacing w:before="80" w:after="120"/>
+        <w:keepNext w:val="0"/>
+        <w:keepLines/>
+        <w:widowControl/>
+        <w:spacing w:before="80" w:after="40" w:lineRule="exact" w:line="80"/>
         <w:pBdr>
-          <w:bottom w:val="single" w:sz="6" w:space="1" w:color="CCCCCC"/>
+          <w:bottom w:val="single" w:sz="6" w:space="1" w:color="B0B0B0"/>
         </w:pBdr>
       </w:pPr>
     </w:p>
     <w:p>
       <w:pPr>
-        <w:spacing w:after="80"/>
+        <w:keepNext/>
+        <w:keepLines/>
+        <w:widowControl/>
+        <w:spacing w:before="40" w:after="60" w:lineRule="exact" w:line="280"/>
       </w:pPr>
       <w:r>
         <w:rPr>
+          <w:rFonts w:ascii="Calibri" w:hAnsi="Calibri" w:cs="Calibri" w:eastAsia="Calibri"/>
           <w:b/>
           <w:sz w:val="22"/>
         </w:rPr>
@@ -859,8 +1091,15 @@
       </w:r>
     </w:p>
     <w:p>
+      <w:pPr>
+        <w:keepNext w:val="0"/>
+        <w:keepLines/>
+        <w:widowControl/>
+        <w:spacing w:before="80" w:after="20" w:lineRule="exact" w:line="260"/>
+      </w:pPr>
       <w:r>
         <w:rPr>
+          <w:rFonts w:ascii="Calibri" w:hAnsi="Calibri" w:cs="Calibri" w:eastAsia="Calibri"/>
           <w:b/>
           <w:sz w:val="20"/>
         </w:rPr>
@@ -868,8 +1107,15 @@
       </w:r>
     </w:p>
     <w:p>
+      <w:pPr>
+        <w:keepNext w:val="0"/>
+        <w:keepLines/>
+        <w:widowControl/>
+        <w:spacing w:before="0" w:after="20" w:lineRule="exact" w:line="250"/>
+      </w:pPr>
       <w:r>
         <w:rPr>
+          <w:rFonts w:ascii="Calibri" w:hAnsi="Calibri" w:cs="Calibri" w:eastAsia="Calibri"/>
           <w:sz w:val="20"/>
         </w:rPr>
         <w:t>Ênfase em: Sistemas de Informação, Business Analytics, Análise de Dados, Banco de Dados, Engenharia de Software</w:t>
@@ -877,18 +1123,25 @@
     </w:p>
     <w:p>
       <w:pPr>
-        <w:spacing w:before="80" w:after="120"/>
+        <w:keepNext w:val="0"/>
+        <w:keepLines/>
+        <w:widowControl/>
+        <w:spacing w:before="80" w:after="40" w:lineRule="exact" w:line="80"/>
         <w:pBdr>
-          <w:bottom w:val="single" w:sz="6" w:space="1" w:color="CCCCCC"/>
+          <w:bottom w:val="single" w:sz="6" w:space="1" w:color="B0B0B0"/>
         </w:pBdr>
       </w:pPr>
     </w:p>
     <w:p>
       <w:pPr>
-        <w:spacing w:after="80"/>
+        <w:keepNext/>
+        <w:keepLines/>
+        <w:widowControl/>
+        <w:spacing w:before="40" w:after="60" w:lineRule="exact" w:line="280"/>
       </w:pPr>
       <w:r>
         <w:rPr>
+          <w:rFonts w:ascii="Calibri" w:hAnsi="Calibri" w:cs="Calibri" w:eastAsia="Calibri"/>
           <w:b/>
           <w:sz w:val="22"/>
         </w:rPr>
@@ -898,12 +1151,16 @@
     <w:p>
       <w:pPr>
         <w:pStyle w:val="ListBullet"/>
-        <w:spacing w:after="40"/>
-        <w:ind w:left="216"/>
+        <w:keepNext w:val="0"/>
+        <w:keepLines/>
+        <w:widowControl/>
+        <w:spacing w:before="0" w:after="20" w:lineRule="exact" w:line="240"/>
+        <w:ind w:left="255" w:hanging="142"/>
       </w:pPr>
       <w:r>
         <w:rPr>
-          <w:sz w:val="20"/>
+          <w:rFonts w:ascii="Calibri" w:hAnsi="Calibri" w:cs="Calibri" w:eastAsia="Calibri"/>
+          <w:sz w:val="19"/>
         </w:rPr>
         <w:t>AI for Writing and Communicating — Google (ID da Credencial: HE8YE5IS7WVW) · Jul 2026</w:t>
       </w:r>
@@ -911,12 +1168,16 @@
     <w:p>
       <w:pPr>
         <w:pStyle w:val="ListBullet"/>
-        <w:spacing w:after="40"/>
-        <w:ind w:left="216"/>
+        <w:keepNext w:val="0"/>
+        <w:keepLines/>
+        <w:widowControl/>
+        <w:spacing w:before="0" w:after="20" w:lineRule="exact" w:line="240"/>
+        <w:ind w:left="255" w:hanging="142"/>
       </w:pPr>
       <w:r>
         <w:rPr>
-          <w:sz w:val="20"/>
+          <w:rFonts w:ascii="Calibri" w:hAnsi="Calibri" w:cs="Calibri" w:eastAsia="Calibri"/>
+          <w:sz w:val="19"/>
         </w:rPr>
         <w:t>AI for Research and Insights — Google (ID da Credencial: 4PZDF3XQOF55) · Jul 2026</w:t>
       </w:r>
@@ -924,12 +1185,16 @@
     <w:p>
       <w:pPr>
         <w:pStyle w:val="ListBullet"/>
-        <w:spacing w:after="40"/>
-        <w:ind w:left="216"/>
+        <w:keepNext w:val="0"/>
+        <w:keepLines/>
+        <w:widowControl/>
+        <w:spacing w:before="0" w:after="20" w:lineRule="exact" w:line="240"/>
+        <w:ind w:left="255" w:hanging="142"/>
       </w:pPr>
       <w:r>
         <w:rPr>
-          <w:sz w:val="20"/>
+          <w:rFonts w:ascii="Calibri" w:hAnsi="Calibri" w:cs="Calibri" w:eastAsia="Calibri"/>
+          <w:sz w:val="19"/>
         </w:rPr>
         <w:t>AI for Brainstorming and Planning — Google (ID da Credencial: 7SFW2HGOKIU5) · Jul 2026</w:t>
       </w:r>
@@ -937,19 +1202,23 @@
     <w:p>
       <w:pPr>
         <w:pStyle w:val="ListBullet"/>
-        <w:spacing w:after="40"/>
-        <w:ind w:left="216"/>
+        <w:keepNext w:val="0"/>
+        <w:keepLines/>
+        <w:widowControl/>
+        <w:spacing w:before="0" w:after="20" w:lineRule="exact" w:line="240"/>
+        <w:ind w:left="255" w:hanging="142"/>
       </w:pPr>
       <w:r>
         <w:rPr>
-          <w:sz w:val="20"/>
+          <w:rFonts w:ascii="Calibri" w:hAnsi="Calibri" w:cs="Calibri" w:eastAsia="Calibri"/>
+          <w:sz w:val="19"/>
         </w:rPr>
         <w:t>AI Fundamentals — Google (ID da Credencial: UKBGM0AZUIS2) · Jul 2026</w:t>
       </w:r>
     </w:p>
     <w:sectPr>
-      <w:pgSz w:w="12240" w:h="15840"/>
-      <w:pgMar w:top="720" w:right="864" w:bottom="720" w:left="864" w:header="720" w:footer="720" w:gutter="0"/>
+      <w:pgSz w:w="11906" w:h="16838"/>
+      <w:pgMar w:top="652" w:right="794" w:bottom="652" w:left="794" w:header="720" w:footer="720" w:gutter="0"/>
       <w:cols w:space="720"/>
       <w:docGrid w:linePitch="360"/>
     </w:sectPr>
@@ -1320,8 +1589,11 @@
     <w:name w:val="Normal"/>
     <w:qFormat/>
     <w:rsid w:val="00FC693F"/>
+    <w:pPr>
+      <w:spacing w:before="0" w:after="0" w:line="240" w:lineRule="auto"/>
+    </w:pPr>
     <w:rPr>
-      <w:rFonts w:ascii="Calibri" w:hAnsi="Calibri"/>
+      <w:rFonts w:ascii="Calibri" w:hAnsi="Calibri" w:cs="Calibri" w:eastAsia="Calibri"/>
       <w:sz w:val="20"/>
     </w:rPr>
   </w:style>

--- a/docs/resume/word/LucasCruz_CV_PT.docx
+++ b/docs/resume/word/LucasCruz_CV_PT.docx
@@ -33,7 +33,7 @@
           <w:b/>
           <w:sz w:val="22"/>
         </w:rPr>
-        <w:t>Engenheiro de Dados Sênior | Engenheiro de Automação com IA Generativa</w:t>
+        <w:t>Engenheiro de IA / Engenheiro de Dados Sênior</w:t>
       </w:r>
     </w:p>
     <w:p>
@@ -49,7 +49,7 @@
           <w:rFonts w:ascii="Calibri" w:hAnsi="Calibri" w:cs="Calibri" w:eastAsia="Calibri"/>
           <w:sz w:val="19"/>
         </w:rPr>
-        <w:t>+55 (21) 96552-9308 · dev.lucascruz@gmail.com · linkedin.com/in/lucas-cruz · devzurc.github.io/portfolio</w:t>
+        <w:t>dev.lucascruz@gmail.com · linkedin.com/in/lucas-cruz · devzurc.github.io/portfolio</w:t>
       </w:r>
     </w:p>
     <w:p>
@@ -65,7 +65,7 @@
           <w:rFonts w:ascii="Calibri" w:hAnsi="Calibri" w:cs="Calibri" w:eastAsia="Calibri"/>
           <w:sz w:val="19"/>
         </w:rPr>
-        <w:t>Florianópolis, Santa Catarina · Necessita de patrocínio de visto</w:t>
+        <w:t>Curitiba, Paraná, Brasil</w:t>
       </w:r>
     </w:p>
     <w:p>
@@ -107,7 +107,7 @@
           <w:rFonts w:ascii="Calibri" w:hAnsi="Calibri" w:cs="Calibri" w:eastAsia="Calibri"/>
           <w:sz w:val="20"/>
         </w:rPr>
-        <w:t>Construo pipelines de dados, lakehouses em nuvem e workflows com LLMs/n8n em produção, em IoT, fintech, agronegócio e produtos automotivos, com mais de 5 anos em dados e inglês C1. Estou estudando RAG, avaliação e observabilidade em produção. Isso ainda não é um sistema entregue.</w:t>
+        <w:t>Engenheiro de IA e engenheiro de dados sênior, com ~5 anos em engenharia de dados e experiência anterior como analista de dados, atuando em frontend, full-stack, backend e automação com IA. Na TK Technologies, projetou e construiu uma plataforma de dados de preços e estoque de autopeças (Python assíncrono, n8n, Azure) e construiu funcionalidades de frontend e full-stack para uma plataforma de chat de IA generativa multimodelo (React, TypeScript, Tailwind). Antes, construiu pipelines Python/SQL, ETL orquestrado com Airflow, data warehouses e lakehouses na AWS (Medallion, Delta Lake, Trino) para IoT, fintech e agronegócio, com dados governados sob LGPD/GDPR. Projetos pessoais incluem um CRM multi-tenant com sugestões de resposta por IA (FastAPI, Next.js, PostgreSQL), um lakehouse local-first (Prefect, dbt Core, DuckDB) e RAG em produção com pgvector (em andamento). Inglês: IELTS B2 (2025), autoavaliação próxima de C1.</w:t>
       </w:r>
     </w:p>
     <w:p>
@@ -180,7 +180,7 @@
                 <w:b/>
                 <w:sz w:val="18"/>
               </w:rPr>
-              <w:t>IA generativa e automação</w:t>
+              <w:t>Dados para IA e apps com LLMs</w:t>
             </w:r>
           </w:p>
         </w:tc>
@@ -201,7 +201,7 @@
                 <w:rFonts w:ascii="Calibri" w:hAnsi="Calibri" w:cs="Calibri" w:eastAsia="Calibri"/>
                 <w:sz w:val="18"/>
               </w:rPr>
-              <w:t>Integração com LLMs (Claude, Google AI Studio), n8n, desenho de prompts, chatbots, Meta Cloud API</w:t>
+              <w:t>Integração com LLMs (Claude, Google AI Studio), automação com IA, agentes de IA para programação, consulta conversacional de dados, n8n, desenho de prompts, chatbots, Meta Cloud API</w:t>
             </w:r>
           </w:p>
         </w:tc>
@@ -246,7 +246,52 @@
                 <w:rFonts w:ascii="Calibri" w:hAnsi="Calibri" w:cs="Calibri" w:eastAsia="Calibri"/>
                 <w:sz w:val="18"/>
               </w:rPr>
-              <w:t>Python, SQL, Apache Spark (PySpark), Pandas, Airflow, Delta Lake, Parquet, Trino, Playwright, web scraping</w:t>
+              <w:t>Python, SQL, Pandas, Apache Spark (PySpark), Airflow, ETL/ELT, modelagem dimensional, Delta Lake, Parquet, Trino, ingestão via APIs REST, contratos JSON Schema, webhooks, Playwright, web scraping</w:t>
+            </w:r>
+          </w:p>
+        </w:tc>
+      </w:tr>
+      <w:tr>
+        <w:tc>
+          <w:tcPr>
+            <w:tcW w:type="dxa" w:w="3198"/>
+          </w:tcPr>
+          <w:p>
+            <w:pPr>
+              <w:keepNext w:val="0"/>
+              <w:keepLines/>
+              <w:widowControl/>
+              <w:spacing w:before="20" w:after="20" w:lineRule="exact" w:line="240"/>
+            </w:pPr>
+            <w:r/>
+            <w:r>
+              <w:rPr>
+                <w:rFonts w:ascii="Calibri" w:hAnsi="Calibri" w:cs="Calibri" w:eastAsia="Calibri"/>
+                <w:b/>
+                <w:sz w:val="18"/>
+              </w:rPr>
+              <w:t>Frontend e full-stack</w:t>
+            </w:r>
+          </w:p>
+        </w:tc>
+        <w:tc>
+          <w:tcPr>
+            <w:tcW w:type="dxa" w:w="7120"/>
+          </w:tcPr>
+          <w:p>
+            <w:pPr>
+              <w:keepNext w:val="0"/>
+              <w:keepLines/>
+              <w:widowControl/>
+              <w:spacing w:before="20" w:after="20" w:lineRule="exact" w:line="240"/>
+            </w:pPr>
+            <w:r/>
+            <w:r>
+              <w:rPr>
+                <w:rFonts w:ascii="Calibri" w:hAnsi="Calibri" w:cs="Calibri" w:eastAsia="Calibri"/>
+                <w:sz w:val="18"/>
+              </w:rPr>
+              <w:t>React 18, TypeScript, Vite, Tailwind CSS, Figma para UI, Next.js, NestJS, FastAPI</w:t>
             </w:r>
           </w:p>
         </w:tc>
@@ -291,7 +336,7 @@
                 <w:rFonts w:ascii="Calibri" w:hAnsi="Calibri" w:cs="Calibri" w:eastAsia="Calibri"/>
                 <w:sz w:val="18"/>
               </w:rPr>
-              <w:t>AWS, Azure, GCP, OCI, Docker, Azure Container Apps, Bicep, FastAPI, NestJS, Next.js, Celery, Redis, Git, CI/CD</w:t>
+              <w:t>AWS, Azure, GCP, OCI, Docker, Azure Container Apps, Azure App Service, Bicep, Celery, Redis Streams, n8n, Git, GitHub Actions CI/CD</w:t>
             </w:r>
           </w:p>
         </w:tc>
@@ -426,7 +471,7 @@
                 <w:rFonts w:ascii="Calibri" w:hAnsi="Calibri" w:cs="Calibri" w:eastAsia="Calibri"/>
                 <w:sz w:val="18"/>
               </w:rPr>
-              <w:t>dbt Core, Prefect, DuckDB, Snowflake</w:t>
+              <w:t>dbt Core, Prefect, DuckDB, Snowflake, pgvector/RAG (em andamento)</w:t>
             </w:r>
           </w:p>
         </w:tc>
@@ -471,7 +516,7 @@
                 <w:rFonts w:ascii="Calibri" w:hAnsi="Calibri" w:cs="Calibri" w:eastAsia="Calibri"/>
                 <w:sz w:val="18"/>
               </w:rPr>
-              <w:t>Português (Nativo) · Inglês (C1 – Avançado) · Espanhol (B1 – Intermediário)</w:t>
+              <w:t>Português (Nativo) · Inglês (IELTS B2 (2025), autoavaliação próxima de C1) · Espanhol (B1 – Intermediário)</w:t>
             </w:r>
           </w:p>
         </w:tc>
@@ -520,7 +565,7 @@
           <w:b/>
           <w:sz w:val="21"/>
         </w:rPr>
-        <w:t>Engenheiro de IA Generativa — TK Technologies | Curitiba, PR (Híbrido)</w:t>
+        <w:t>Engenheiro de IA Generativa (Dados para IA e Engenharia Full-Stack) — TK Technologies | Curitiba, PR (Híbrido)</w:t>
       </w:r>
       <w:r>
         <w:tab/>
@@ -548,7 +593,7 @@
           <w:rFonts w:ascii="Calibri" w:hAnsi="Calibri" w:cs="Calibri" w:eastAsia="Calibri"/>
           <w:sz w:val="19"/>
         </w:rPr>
-        <w:t>Construiu o OrbitAI, um CRM de IA omnichannel (WhatsApp, Instagram, Facebook, Telegram e e-mail) com controle de acesso, rastreamento de Meta/Google Ads e respostas por LLMs, em Azure Container Apps com Bicep.</w:t>
+        <w:t>Projetou e construiu, praticamente sozinho, uma plataforma de dados de preços e estoque de autopeças que recebe pedidos de SKU por chat, e-mail, agendamentos e planilhas e executa web scraping e consultas ao estoque interno em paralelo.</w:t>
       </w:r>
     </w:p>
     <w:p>
@@ -565,7 +610,7 @@
           <w:rFonts w:ascii="Calibri" w:hAnsi="Calibri" w:cs="Calibri" w:eastAsia="Calibri"/>
           <w:sz w:val="19"/>
         </w:rPr>
-        <w:t>Desenvolveu pipeline de web scraping em Python coletando dados de preço e metadados de mais de 10 sites de peças automotivas, gerando inteligência competitiva de mercado em escala.</w:t>
+        <w:t>Construiu serviços Python assíncronos (FastAPI, Celery, Redis Streams, Playwright) com cache, contratos em JSON Schema e callbacks via webhook, orquestrados com n8n.</w:t>
       </w:r>
     </w:p>
     <w:p>
@@ -582,7 +627,7 @@
           <w:rFonts w:ascii="Calibri" w:hAnsi="Calibri" w:cs="Calibri" w:eastAsia="Calibri"/>
           <w:sz w:val="19"/>
         </w:rPr>
-        <w:t>Construiu workflows n8n para ETL, chat, entrada de mensagens e follow-up operacional, com LLMs (Claude, Google AI Studio) e APIs do GCP (Sheets, Drive).</w:t>
+        <w:t>Implantou ambientes separados de dev e prod no Azure com IaC em Bicep, contêineres e CI/CD com GitHub Actions, incluindo health checks, salvaguardas contra indisponibilidade, cotas e controle de acesso.</w:t>
       </w:r>
     </w:p>
     <w:p>
@@ -599,7 +644,7 @@
           <w:rFonts w:ascii="Calibri" w:hAnsi="Calibri" w:cs="Calibri" w:eastAsia="Calibri"/>
           <w:sz w:val="19"/>
         </w:rPr>
-        <w:t>Desenvolveu chatbot de IA conversacional permitindo que usuários de negócio consultassem e refinassem datasets de preço por linguagem natural, reduzindo o tempo de obtenção de insights.</w:t>
+        <w:t>Entregou relatórios automatizados em planilhas e dashboards com status de resultado claros e notificações por Telegram/e-mail, usando agentes de IA para programação em todo o processo.</w:t>
       </w:r>
     </w:p>
     <w:p>
@@ -616,7 +661,99 @@
           <w:rFonts w:ascii="Calibri" w:hAnsi="Calibri" w:cs="Calibri" w:eastAsia="Calibri"/>
           <w:sz w:val="19"/>
         </w:rPr>
-        <w:t>Coordenou sprints de entrega no Notion, demos para clientes, treinamento de produto, apoio comercial e suporte pós-lançamento; contribui para a presença web da TK e para o desenvolvimento e manutenção contínuos do produto CRM.</w:t>
+        <w:t>Construiu um workspace web full-stack para a plataforma de preços de autopeças: frontend em React + TypeScript + Vite + Tailwind com consultas de SKU via chat, tabelas de resultados e um dashboard analítico executivo (KPIs, catálogo, cobertura de sites, benchmarking de SKUs), testado com Vitest.</w:t>
+      </w:r>
+    </w:p>
+    <w:p>
+      <w:pPr>
+        <w:pStyle w:val="ListBullet"/>
+        <w:keepNext w:val="0"/>
+        <w:keepLines/>
+        <w:widowControl/>
+        <w:spacing w:before="0" w:after="20" w:lineRule="exact" w:line="240"/>
+        <w:ind w:left="255" w:hanging="142"/>
+      </w:pPr>
+      <w:r>
+        <w:rPr>
+          <w:rFonts w:ascii="Calibri" w:hAnsi="Calibri" w:cs="Calibri" w:eastAsia="Calibri"/>
+          <w:sz w:val="19"/>
+        </w:rPr>
+        <w:t>Projetou o backend em FastAPI/Postgres por trás dele: autenticação, isolamento de dados por tenant, log de auditoria append-only e um pipeline de dados em duas etapas (bruto para tratado) que transforma resultados de scraping e de estoque em métricas certificadas.</w:t>
+      </w:r>
+    </w:p>
+    <w:p>
+      <w:pPr>
+        <w:pStyle w:val="ListBullet"/>
+        <w:keepNext w:val="0"/>
+        <w:keepLines/>
+        <w:widowControl/>
+        <w:spacing w:before="0" w:after="20" w:lineRule="exact" w:line="240"/>
+        <w:ind w:left="255" w:hanging="142"/>
+      </w:pPr>
+      <w:r>
+        <w:rPr>
+          <w:rFonts w:ascii="Calibri" w:hAnsi="Calibri" w:cs="Calibri" w:eastAsia="Calibri"/>
+          <w:sz w:val="19"/>
+        </w:rPr>
+        <w:t>Construiu funcionalidades de frontend e full-stack para uma plataforma de chat de IA generativa multimodelo com React 18, TypeScript, Vite e Tailwind CSS: ~17 telas desenhadas no Figma e ~6 funcionalidades no input do chat (geração de imagem, deep research, artefatos, anexos de arquivos, entrada de áudio), com 12 PRs mergeados em ~4 semanas como implementador, sob revisão do tech lead.</w:t>
+      </w:r>
+    </w:p>
+    <w:p>
+      <w:pPr>
+        <w:pStyle w:val="ListBullet"/>
+        <w:keepNext w:val="0"/>
+        <w:keepLines/>
+        <w:widowControl/>
+        <w:spacing w:before="0" w:after="20" w:lineRule="exact" w:line="240"/>
+        <w:ind w:left="255" w:hanging="142"/>
+      </w:pPr>
+      <w:r>
+        <w:rPr>
+          <w:rFonts w:ascii="Calibri" w:hAnsi="Calibri" w:cs="Calibri" w:eastAsia="Calibri"/>
+          <w:sz w:val="19"/>
+        </w:rPr>
+        <w:t>Entregou via tarefas rastreadas no Jira, conventional commits, evidências de QA e de regressão visual e merges condicionados a revisão, com CI/CD via GitHub Actions no Azure App Service.</w:t>
+      </w:r>
+    </w:p>
+    <w:p>
+      <w:pPr>
+        <w:keepNext/>
+        <w:keepLines/>
+        <w:widowControl/>
+        <w:spacing w:before="100" w:after="20" w:lineRule="exact" w:line="260"/>
+      </w:pPr>
+      <w:r>
+        <w:rPr>
+          <w:rFonts w:ascii="Calibri" w:hAnsi="Calibri" w:cs="Calibri" w:eastAsia="Calibri"/>
+          <w:b/>
+          <w:sz w:val="21"/>
+        </w:rPr>
+        <w:t>Pausa na carreira</w:t>
+      </w:r>
+      <w:r>
+        <w:rPr>
+          <w:rFonts w:ascii="Calibri" w:hAnsi="Calibri" w:cs="Calibri" w:eastAsia="Calibri"/>
+          <w:i/>
+          <w:sz w:val="18"/>
+        </w:rPr>
+        <w:t xml:space="preserve">  ·  Out 2024 – Out 2025</w:t>
+      </w:r>
+    </w:p>
+    <w:p>
+      <w:pPr>
+        <w:pStyle w:val="ListBullet"/>
+        <w:keepNext w:val="0"/>
+        <w:keepLines/>
+        <w:widowControl/>
+        <w:spacing w:before="0" w:after="20" w:lineRule="exact" w:line="240"/>
+        <w:ind w:left="255" w:hanging="142"/>
+      </w:pPr>
+      <w:r>
+        <w:rPr>
+          <w:rFonts w:ascii="Calibri" w:hAnsi="Calibri" w:cs="Calibri" w:eastAsia="Calibri"/>
+          <w:sz w:val="19"/>
+        </w:rPr>
+        <w:t>Intercâmbio de inglês em Londres, Reino Unido (imersão diária, IELTS B2) e estudos de atualização profissional, incl. IBM Introduction to Data Engineering.</w:t>
       </w:r>
     </w:p>
     <w:p>
@@ -936,7 +1073,7 @@
           <w:b/>
           <w:sz w:val="21"/>
         </w:rPr>
-        <w:t>OrbitAI — CRM de IA Omnichannel</w:t>
+        <w:t>Omnichannel AI Platform (privada)</w:t>
       </w:r>
       <w:r>
         <w:rPr>
@@ -961,7 +1098,7 @@
           <w:rFonts w:ascii="Calibri" w:hAnsi="Calibri" w:cs="Calibri" w:eastAsia="Calibri"/>
           <w:sz w:val="19"/>
         </w:rPr>
-        <w:t>Desenvolveu o OrbitAI, um CRM omnichannel seguro que centraliza WhatsApp, Instagram, Facebook, Telegram e e-mails em uma caixa de entrada unificada com controle de acesso baseado em funções (RBAC).</w:t>
+        <w:t>Desenvolveu um CRM omnichannel seguro que centraliza WhatsApp, Instagram, Facebook, Telegram e e-mails em uma caixa de entrada unificada com controle de acesso baseado em funções (RBAC).</w:t>
       </w:r>
     </w:p>
     <w:p>
@@ -994,7 +1131,7 @@
           <w:b/>
           <w:sz w:val="21"/>
         </w:rPr>
-        <w:t>Buscador de Preços de Peças</w:t>
+        <w:t>Automotive Parts Price Search (privado)</w:t>
       </w:r>
       <w:r>
         <w:rPr>
@@ -1162,7 +1299,7 @@
           <w:rFonts w:ascii="Calibri" w:hAnsi="Calibri" w:cs="Calibri" w:eastAsia="Calibri"/>
           <w:sz w:val="19"/>
         </w:rPr>
-        <w:t>IELTS General — Inglês C1</w:t>
+        <w:t>IELTS General — IELTS B2 (banda 5.5, set 2025)</w:t>
       </w:r>
     </w:p>
     <w:p>
@@ -1231,6 +1368,74 @@
           <w:sz w:val="19"/>
         </w:rPr>
         <w:t>AI Fundamentals — Google (ID da Credencial: UKBGM0AZUIS2) · Jul 2026</w:t>
+      </w:r>
+    </w:p>
+    <w:p>
+      <w:pPr>
+        <w:pStyle w:val="ListBullet"/>
+        <w:keepNext w:val="0"/>
+        <w:keepLines/>
+        <w:widowControl/>
+        <w:spacing w:before="0" w:after="20" w:lineRule="exact" w:line="240"/>
+        <w:ind w:left="255" w:hanging="142"/>
+      </w:pPr>
+      <w:r>
+        <w:rPr>
+          <w:rFonts w:ascii="Calibri" w:hAnsi="Calibri" w:cs="Calibri" w:eastAsia="Calibri"/>
+          <w:sz w:val="19"/>
+        </w:rPr>
+        <w:t>Introduction to Data Engineering — IBM · Jan 2025</w:t>
+      </w:r>
+    </w:p>
+    <w:p>
+      <w:pPr>
+        <w:pStyle w:val="ListBullet"/>
+        <w:keepNext w:val="0"/>
+        <w:keepLines/>
+        <w:widowControl/>
+        <w:spacing w:before="0" w:after="20" w:lineRule="exact" w:line="240"/>
+        <w:ind w:left="255" w:hanging="142"/>
+      </w:pPr>
+      <w:r>
+        <w:rPr>
+          <w:rFonts w:ascii="Calibri" w:hAnsi="Calibri" w:cs="Calibri" w:eastAsia="Calibri"/>
+          <w:sz w:val="19"/>
+        </w:rPr>
+        <w:t>Docker Essentials — LINUXtips · Jun 2024</w:t>
+      </w:r>
+    </w:p>
+    <w:p>
+      <w:pPr>
+        <w:pStyle w:val="ListBullet"/>
+        <w:keepNext w:val="0"/>
+        <w:keepLines/>
+        <w:widowControl/>
+        <w:spacing w:before="0" w:after="20" w:lineRule="exact" w:line="240"/>
+        <w:ind w:left="255" w:hanging="142"/>
+      </w:pPr>
+      <w:r>
+        <w:rPr>
+          <w:rFonts w:ascii="Calibri" w:hAnsi="Calibri" w:cs="Calibri" w:eastAsia="Calibri"/>
+          <w:sz w:val="19"/>
+        </w:rPr>
+        <w:t>AWS Cloud Practitioner Essentials — AWS (Coursera) · Abr 2024</w:t>
+      </w:r>
+    </w:p>
+    <w:p>
+      <w:pPr>
+        <w:pStyle w:val="ListBullet"/>
+        <w:keepNext w:val="0"/>
+        <w:keepLines/>
+        <w:widowControl/>
+        <w:spacing w:before="0" w:after="20" w:lineRule="exact" w:line="240"/>
+        <w:ind w:left="255" w:hanging="142"/>
+      </w:pPr>
+      <w:r>
+        <w:rPr>
+          <w:rFonts w:ascii="Calibri" w:hAnsi="Calibri" w:cs="Calibri" w:eastAsia="Calibri"/>
+          <w:sz w:val="19"/>
+        </w:rPr>
+        <w:t>AWS Discovery Day — Ka Solution · Fev 2024</w:t>
       </w:r>
     </w:p>
     <w:sectPr>

--- a/docs/resume/word/LucasCruz_CV_PT.docx
+++ b/docs/resume/word/LucasCruz_CV_PT.docx
@@ -4,33 +4,27 @@
   <w:body>
     <w:p>
       <w:pPr>
-        <w:keepNext w:val="0"/>
-        <w:keepLines/>
-        <w:widowControl/>
-        <w:spacing w:before="0" w:after="20" w:lineRule="exact" w:line="440"/>
+        <w:spacing w:after="0" w:before="0"/>
         <w:jc w:val="center"/>
       </w:pPr>
       <w:r>
         <w:rPr>
-          <w:rFonts w:ascii="Calibri" w:hAnsi="Calibri" w:cs="Calibri" w:eastAsia="Calibri"/>
           <w:b/>
+          <w:i w:val="0"/>
           <w:sz w:val="36"/>
         </w:rPr>
-        <w:t>LUCAS CRUZ</w:t>
+        <w:t>LUCAS FELIPE CRUZ</w:t>
       </w:r>
     </w:p>
     <w:p>
       <w:pPr>
-        <w:keepNext w:val="0"/>
-        <w:keepLines/>
-        <w:widowControl/>
-        <w:spacing w:before="0" w:after="20" w:lineRule="exact" w:line="280"/>
+        <w:spacing w:after="40" w:before="0"/>
         <w:jc w:val="center"/>
       </w:pPr>
       <w:r>
         <w:rPr>
-          <w:rFonts w:ascii="Calibri" w:hAnsi="Calibri" w:cs="Calibri" w:eastAsia="Calibri"/>
           <w:b/>
+          <w:i w:val="0"/>
           <w:sz w:val="22"/>
         </w:rPr>
         <w:t>Engenheiro de IA / Engenheiro de Dados Sênior</w:t>
@@ -38,1409 +32,803 @@
     </w:p>
     <w:p>
       <w:pPr>
-        <w:keepNext w:val="0"/>
-        <w:keepLines/>
-        <w:widowControl/>
-        <w:spacing w:before="0" w:after="20" w:lineRule="exact" w:line="250"/>
+        <w:spacing w:after="0" w:before="0"/>
         <w:jc w:val="center"/>
       </w:pPr>
       <w:r>
         <w:rPr>
-          <w:rFonts w:ascii="Calibri" w:hAnsi="Calibri" w:cs="Calibri" w:eastAsia="Calibri"/>
-          <w:sz w:val="19"/>
+          <w:b w:val="0"/>
+          <w:i w:val="0"/>
         </w:rPr>
         <w:t>dev.lucascruz@gmail.com · linkedin.com/in/lucas-cruz · devzurc.github.io/portfolio</w:t>
       </w:r>
     </w:p>
     <w:p>
       <w:pPr>
-        <w:keepNext w:val="0"/>
-        <w:keepLines/>
-        <w:widowControl/>
-        <w:spacing w:before="0" w:after="20" w:lineRule="exact" w:line="250"/>
+        <w:spacing w:after="0" w:before="0"/>
         <w:jc w:val="center"/>
       </w:pPr>
       <w:r>
         <w:rPr>
-          <w:rFonts w:ascii="Calibri" w:hAnsi="Calibri" w:cs="Calibri" w:eastAsia="Calibri"/>
-          <w:sz w:val="19"/>
+          <w:b w:val="0"/>
+          <w:i w:val="0"/>
         </w:rPr>
-        <w:t>Curitiba, Paraná, Brasil</w:t>
+        <w:t>Curitiba, Paraná, Brasil · Cidadão brasileiro · Disponível imediatamente</w:t>
       </w:r>
     </w:p>
     <w:p>
       <w:pPr>
-        <w:keepNext w:val="0"/>
-        <w:keepLines/>
-        <w:widowControl/>
-        <w:spacing w:before="80" w:after="40" w:lineRule="exact" w:line="80"/>
+        <w:spacing w:after="40" w:before="140"/>
         <w:pBdr>
-          <w:bottom w:val="single" w:sz="6" w:space="1" w:color="B0B0B0"/>
+          <w:bottom w:val="single" w:sz="6" w:space="1" w:color="444444"/>
         </w:pBdr>
-      </w:pPr>
-    </w:p>
-    <w:p>
-      <w:pPr>
-        <w:keepNext/>
-        <w:keepLines/>
-        <w:widowControl/>
-        <w:spacing w:before="40" w:after="60" w:lineRule="exact" w:line="280"/>
       </w:pPr>
       <w:r>
         <w:rPr>
-          <w:rFonts w:ascii="Calibri" w:hAnsi="Calibri" w:cs="Calibri" w:eastAsia="Calibri"/>
           <w:b/>
-          <w:sz w:val="22"/>
+          <w:i w:val="0"/>
+          <w:sz w:val="21"/>
         </w:rPr>
         <w:t>RESUMO PROFISSIONAL</w:t>
       </w:r>
     </w:p>
     <w:p>
       <w:pPr>
-        <w:keepNext w:val="0"/>
-        <w:keepLines/>
-        <w:widowControl/>
-        <w:spacing w:before="0" w:after="20" w:lineRule="exact" w:line="250"/>
+        <w:spacing w:after="0" w:before="0"/>
       </w:pPr>
       <w:r>
         <w:rPr>
-          <w:rFonts w:ascii="Calibri" w:hAnsi="Calibri" w:cs="Calibri" w:eastAsia="Calibri"/>
-          <w:sz w:val="20"/>
+          <w:b w:val="0"/>
+          <w:i w:val="0"/>
         </w:rPr>
-        <w:t>Engenheiro de IA e engenheiro de dados sênior, com ~5 anos em engenharia de dados e experiência anterior como analista de dados, atuando em frontend, full-stack, backend e automação com IA. Na TK Technologies, projetou e construiu uma plataforma de dados de preços e estoque de autopeças (Python assíncrono, n8n, Azure) e construiu funcionalidades de frontend e full-stack para uma plataforma de chat de IA generativa multimodelo (React, TypeScript, Tailwind). Antes, construiu pipelines Python/SQL, ETL orquestrado com Airflow, data warehouses e lakehouses na AWS (Medallion, Delta Lake, Trino) para IoT, fintech e agronegócio, com dados governados sob LGPD/GDPR. Projetos pessoais incluem um CRM multi-tenant com sugestões de resposta por IA (FastAPI, Next.js, PostgreSQL), um lakehouse local-first (Prefect, dbt Core, DuckDB) e RAG em produção com pgvector (em andamento). Inglês: IELTS B2 (2025), autoavaliação próxima de C1.</w:t>
+        <w:t>Engenheiro de IA e engenheiro de dados sênior com ~5 anos em engenharia de dados e experiência anterior como analista de dados, atuando em frontend, full-stack, backend e automação com IA. Em uma empresa de software, projetei e construí uma plataforma de dados de preços e estoque de autopeças (Python assíncrono, n8n, Azure) e desenvolvi funcionalidades frontend e full-stack para uma plataforma de chat de IA generativa multimodelo (React, TypeScript, Tailwind). Antes disso, construí pipelines Python/SQL, ETL orquestrado com Airflow, data warehouses e lakehouses AWS (Medallion, Delta Lake, Trino) para IoT, fintech e agronegócio, com dados governados sob LGPD/GDPR. Projetos pessoais incluem um CRM multi-tenant com sugestões de resposta por IA (FastAPI, Next.js, PostgreSQL), um lakehouse local-first (Prefect, dbt Core, DuckDB) e um projeto de RAG com pgvector ainda em andamento e fora de produção. Inglês: IELTS B2 (2025), autoavaliado próximo ao C1.</w:t>
       </w:r>
     </w:p>
     <w:p>
       <w:pPr>
-        <w:keepNext w:val="0"/>
-        <w:keepLines/>
-        <w:widowControl/>
-        <w:spacing w:before="80" w:after="40" w:lineRule="exact" w:line="80"/>
+        <w:spacing w:after="40" w:before="140"/>
         <w:pBdr>
-          <w:bottom w:val="single" w:sz="6" w:space="1" w:color="B0B0B0"/>
+          <w:bottom w:val="single" w:sz="6" w:space="1" w:color="444444"/>
         </w:pBdr>
       </w:pPr>
+      <w:r>
+        <w:rPr>
+          <w:b/>
+          <w:i w:val="0"/>
+          <w:sz w:val="21"/>
+        </w:rPr>
+        <w:t>HABILIDADES TÉCNICAS</w:t>
+      </w:r>
     </w:p>
     <w:p>
       <w:pPr>
-        <w:keepNext/>
-        <w:keepLines/>
-        <w:widowControl/>
-        <w:spacing w:before="40" w:after="60" w:lineRule="exact" w:line="280"/>
+        <w:tabs>
+          <w:tab w:pos="2608" w:val="left"/>
+        </w:tabs>
+        <w:spacing w:after="20"/>
+        <w:ind w:left="2608" w:hanging="2608"/>
       </w:pPr>
       <w:r>
         <w:rPr>
-          <w:rFonts w:ascii="Calibri" w:hAnsi="Calibri" w:cs="Calibri" w:eastAsia="Calibri"/>
           <w:b/>
-          <w:sz w:val="22"/>
         </w:rPr>
-        <w:t>COMPETÊNCIAS TÉCNICAS</w:t>
+        <w:t>Dados para IA e apps LLM</w:t>
       </w:r>
-    </w:p>
-    <w:tbl>
-      <w:tblPr>
-        <w:tblW w:type="dxa" w:w="10318"/>
-        <w:tblLayout w:type="fixed"/>
-        <w:tblLook w:firstColumn="1" w:firstRow="1" w:lastColumn="0" w:lastRow="0" w:noHBand="0" w:noVBand="1" w:val="04A0"/>
-        <w:tblBorders>
-          <w:top w:val="nil" w:sz="0" w:space="0" w:color="auto"/>
-          <w:left w:val="nil" w:sz="0" w:space="0" w:color="auto"/>
-          <w:bottom w:val="nil" w:sz="0" w:space="0" w:color="auto"/>
-          <w:right w:val="nil" w:sz="0" w:space="0" w:color="auto"/>
-          <w:insideH w:val="nil" w:sz="0" w:space="0" w:color="auto"/>
-          <w:insideV w:val="nil" w:sz="0" w:space="0" w:color="auto"/>
-        </w:tblBorders>
-        <w:tblCellMar>
-          <w:top w:w="20" w:type="dxa"/>
-          <w:left w:w="40" w:type="dxa"/>
-          <w:bottom w:w="20" w:type="dxa"/>
-          <w:right w:w="60" w:type="dxa"/>
-        </w:tblCellMar>
-      </w:tblPr>
-      <w:tblGrid>
-        <w:gridCol w:w="5159"/>
-        <w:gridCol w:w="5159"/>
-      </w:tblGrid>
-      <w:tr>
-        <w:tc>
-          <w:tcPr>
-            <w:tcW w:type="dxa" w:w="3198"/>
-          </w:tcPr>
-          <w:p>
-            <w:pPr>
-              <w:keepNext w:val="0"/>
-              <w:keepLines/>
-              <w:widowControl/>
-              <w:spacing w:before="20" w:after="20" w:lineRule="exact" w:line="240"/>
-            </w:pPr>
-            <w:r/>
-            <w:r>
-              <w:rPr>
-                <w:rFonts w:ascii="Calibri" w:hAnsi="Calibri" w:cs="Calibri" w:eastAsia="Calibri"/>
-                <w:b/>
-                <w:sz w:val="18"/>
-              </w:rPr>
-              <w:t>Dados para IA e apps com LLMs</w:t>
-            </w:r>
-          </w:p>
-        </w:tc>
-        <w:tc>
-          <w:tcPr>
-            <w:tcW w:type="dxa" w:w="7120"/>
-          </w:tcPr>
-          <w:p>
-            <w:pPr>
-              <w:keepNext w:val="0"/>
-              <w:keepLines/>
-              <w:widowControl/>
-              <w:spacing w:before="20" w:after="20" w:lineRule="exact" w:line="240"/>
-            </w:pPr>
-            <w:r/>
-            <w:r>
-              <w:rPr>
-                <w:rFonts w:ascii="Calibri" w:hAnsi="Calibri" w:cs="Calibri" w:eastAsia="Calibri"/>
-                <w:sz w:val="18"/>
-              </w:rPr>
-              <w:t>Integração com LLMs (Claude, Google AI Studio), automação com IA, agentes de IA para programação, consulta conversacional de dados, n8n, desenho de prompts, chatbots, Meta Cloud API</w:t>
-            </w:r>
-          </w:p>
-        </w:tc>
-      </w:tr>
-      <w:tr>
-        <w:tc>
-          <w:tcPr>
-            <w:tcW w:type="dxa" w:w="3198"/>
-          </w:tcPr>
-          <w:p>
-            <w:pPr>
-              <w:keepNext w:val="0"/>
-              <w:keepLines/>
-              <w:widowControl/>
-              <w:spacing w:before="20" w:after="20" w:lineRule="exact" w:line="240"/>
-            </w:pPr>
-            <w:r/>
-            <w:r>
-              <w:rPr>
-                <w:rFonts w:ascii="Calibri" w:hAnsi="Calibri" w:cs="Calibri" w:eastAsia="Calibri"/>
-                <w:b/>
-                <w:sz w:val="18"/>
-              </w:rPr>
-              <w:t>Engenharia de dados</w:t>
-            </w:r>
-          </w:p>
-        </w:tc>
-        <w:tc>
-          <w:tcPr>
-            <w:tcW w:type="dxa" w:w="7120"/>
-          </w:tcPr>
-          <w:p>
-            <w:pPr>
-              <w:keepNext w:val="0"/>
-              <w:keepLines/>
-              <w:widowControl/>
-              <w:spacing w:before="20" w:after="20" w:lineRule="exact" w:line="240"/>
-            </w:pPr>
-            <w:r/>
-            <w:r>
-              <w:rPr>
-                <w:rFonts w:ascii="Calibri" w:hAnsi="Calibri" w:cs="Calibri" w:eastAsia="Calibri"/>
-                <w:sz w:val="18"/>
-              </w:rPr>
-              <w:t>Python, SQL, Pandas, Apache Spark (PySpark), Airflow, ETL/ELT, modelagem dimensional, Delta Lake, Parquet, Trino, ingestão via APIs REST, contratos JSON Schema, webhooks, Playwright, web scraping</w:t>
-            </w:r>
-          </w:p>
-        </w:tc>
-      </w:tr>
-      <w:tr>
-        <w:tc>
-          <w:tcPr>
-            <w:tcW w:type="dxa" w:w="3198"/>
-          </w:tcPr>
-          <w:p>
-            <w:pPr>
-              <w:keepNext w:val="0"/>
-              <w:keepLines/>
-              <w:widowControl/>
-              <w:spacing w:before="20" w:after="20" w:lineRule="exact" w:line="240"/>
-            </w:pPr>
-            <w:r/>
-            <w:r>
-              <w:rPr>
-                <w:rFonts w:ascii="Calibri" w:hAnsi="Calibri" w:cs="Calibri" w:eastAsia="Calibri"/>
-                <w:b/>
-                <w:sz w:val="18"/>
-              </w:rPr>
-              <w:t>Frontend e full-stack</w:t>
-            </w:r>
-          </w:p>
-        </w:tc>
-        <w:tc>
-          <w:tcPr>
-            <w:tcW w:type="dxa" w:w="7120"/>
-          </w:tcPr>
-          <w:p>
-            <w:pPr>
-              <w:keepNext w:val="0"/>
-              <w:keepLines/>
-              <w:widowControl/>
-              <w:spacing w:before="20" w:after="20" w:lineRule="exact" w:line="240"/>
-            </w:pPr>
-            <w:r/>
-            <w:r>
-              <w:rPr>
-                <w:rFonts w:ascii="Calibri" w:hAnsi="Calibri" w:cs="Calibri" w:eastAsia="Calibri"/>
-                <w:sz w:val="18"/>
-              </w:rPr>
-              <w:t>React 18, TypeScript, Vite, Tailwind CSS, Figma para UI, Next.js, NestJS, FastAPI</w:t>
-            </w:r>
-          </w:p>
-        </w:tc>
-      </w:tr>
-      <w:tr>
-        <w:tc>
-          <w:tcPr>
-            <w:tcW w:type="dxa" w:w="3198"/>
-          </w:tcPr>
-          <w:p>
-            <w:pPr>
-              <w:keepNext w:val="0"/>
-              <w:keepLines/>
-              <w:widowControl/>
-              <w:spacing w:before="20" w:after="20" w:lineRule="exact" w:line="240"/>
-            </w:pPr>
-            <w:r/>
-            <w:r>
-              <w:rPr>
-                <w:rFonts w:ascii="Calibri" w:hAnsi="Calibri" w:cs="Calibri" w:eastAsia="Calibri"/>
-                <w:b/>
-                <w:sz w:val="18"/>
-              </w:rPr>
-              <w:t>Nuvem e entrega</w:t>
-            </w:r>
-          </w:p>
-        </w:tc>
-        <w:tc>
-          <w:tcPr>
-            <w:tcW w:type="dxa" w:w="7120"/>
-          </w:tcPr>
-          <w:p>
-            <w:pPr>
-              <w:keepNext w:val="0"/>
-              <w:keepLines/>
-              <w:widowControl/>
-              <w:spacing w:before="20" w:after="20" w:lineRule="exact" w:line="240"/>
-            </w:pPr>
-            <w:r/>
-            <w:r>
-              <w:rPr>
-                <w:rFonts w:ascii="Calibri" w:hAnsi="Calibri" w:cs="Calibri" w:eastAsia="Calibri"/>
-                <w:sz w:val="18"/>
-              </w:rPr>
-              <w:t>AWS, Azure, GCP, OCI, Docker, Azure Container Apps, Azure App Service, Bicep, Celery, Redis Streams, n8n, Git, GitHub Actions CI/CD</w:t>
-            </w:r>
-          </w:p>
-        </w:tc>
-      </w:tr>
-      <w:tr>
-        <w:tc>
-          <w:tcPr>
-            <w:tcW w:type="dxa" w:w="3198"/>
-          </w:tcPr>
-          <w:p>
-            <w:pPr>
-              <w:keepNext w:val="0"/>
-              <w:keepLines/>
-              <w:widowControl/>
-              <w:spacing w:before="20" w:after="20" w:lineRule="exact" w:line="240"/>
-            </w:pPr>
-            <w:r/>
-            <w:r>
-              <w:rPr>
-                <w:rFonts w:ascii="Calibri" w:hAnsi="Calibri" w:cs="Calibri" w:eastAsia="Calibri"/>
-                <w:b/>
-                <w:sz w:val="18"/>
-              </w:rPr>
-              <w:t>Bancos e BI</w:t>
-            </w:r>
-          </w:p>
-        </w:tc>
-        <w:tc>
-          <w:tcPr>
-            <w:tcW w:type="dxa" w:w="7120"/>
-          </w:tcPr>
-          <w:p>
-            <w:pPr>
-              <w:keepNext w:val="0"/>
-              <w:keepLines/>
-              <w:widowControl/>
-              <w:spacing w:before="20" w:after="20" w:lineRule="exact" w:line="240"/>
-            </w:pPr>
-            <w:r/>
-            <w:r>
-              <w:rPr>
-                <w:rFonts w:ascii="Calibri" w:hAnsi="Calibri" w:cs="Calibri" w:eastAsia="Calibri"/>
-                <w:sz w:val="18"/>
-              </w:rPr>
-              <w:t>PostgreSQL, SQL Server, Oracle Autonomous Database, Power BI, Qlik Sense, Apache Superset</w:t>
-            </w:r>
-          </w:p>
-        </w:tc>
-      </w:tr>
-      <w:tr>
-        <w:tc>
-          <w:tcPr>
-            <w:tcW w:type="dxa" w:w="3198"/>
-          </w:tcPr>
-          <w:p>
-            <w:pPr>
-              <w:keepNext w:val="0"/>
-              <w:keepLines/>
-              <w:widowControl/>
-              <w:spacing w:before="20" w:after="20" w:lineRule="exact" w:line="240"/>
-            </w:pPr>
-            <w:r/>
-            <w:r>
-              <w:rPr>
-                <w:rFonts w:ascii="Calibri" w:hAnsi="Calibri" w:cs="Calibri" w:eastAsia="Calibri"/>
-                <w:b/>
-                <w:sz w:val="18"/>
-              </w:rPr>
-              <w:t>Governança</w:t>
-            </w:r>
-          </w:p>
-        </w:tc>
-        <w:tc>
-          <w:tcPr>
-            <w:tcW w:type="dxa" w:w="7120"/>
-          </w:tcPr>
-          <w:p>
-            <w:pPr>
-              <w:keepNext w:val="0"/>
-              <w:keepLines/>
-              <w:widowControl/>
-              <w:spacing w:before="20" w:after="20" w:lineRule="exact" w:line="240"/>
-            </w:pPr>
-            <w:r/>
-            <w:r>
-              <w:rPr>
-                <w:rFonts w:ascii="Calibri" w:hAnsi="Calibri" w:cs="Calibri" w:eastAsia="Calibri"/>
-                <w:sz w:val="18"/>
-              </w:rPr>
-              <w:t>LGPD/GDPR, RBAC, privacidade de dados</w:t>
-            </w:r>
-          </w:p>
-        </w:tc>
-      </w:tr>
-      <w:tr>
-        <w:tc>
-          <w:tcPr>
-            <w:tcW w:type="dxa" w:w="3198"/>
-          </w:tcPr>
-          <w:p>
-            <w:pPr>
-              <w:keepNext w:val="0"/>
-              <w:keepLines/>
-              <w:widowControl/>
-              <w:spacing w:before="20" w:after="20" w:lineRule="exact" w:line="240"/>
-            </w:pPr>
-            <w:r/>
-            <w:r>
-              <w:rPr>
-                <w:rFonts w:ascii="Calibri" w:hAnsi="Calibri" w:cs="Calibri" w:eastAsia="Calibri"/>
-                <w:b/>
-                <w:sz w:val="18"/>
-              </w:rPr>
-              <w:t>Laboratório (não é produção de cliente)</w:t>
-            </w:r>
-          </w:p>
-        </w:tc>
-        <w:tc>
-          <w:tcPr>
-            <w:tcW w:type="dxa" w:w="7120"/>
-          </w:tcPr>
-          <w:p>
-            <w:pPr>
-              <w:keepNext w:val="0"/>
-              <w:keepLines/>
-              <w:widowControl/>
-              <w:spacing w:before="20" w:after="20" w:lineRule="exact" w:line="240"/>
-            </w:pPr>
-            <w:r/>
-            <w:r>
-              <w:rPr>
-                <w:rFonts w:ascii="Calibri" w:hAnsi="Calibri" w:cs="Calibri" w:eastAsia="Calibri"/>
-                <w:sz w:val="18"/>
-              </w:rPr>
-              <w:t>dbt Core, Prefect, DuckDB, Snowflake, pgvector/RAG (em andamento)</w:t>
-            </w:r>
-          </w:p>
-        </w:tc>
-      </w:tr>
-      <w:tr>
-        <w:tc>
-          <w:tcPr>
-            <w:tcW w:type="dxa" w:w="3198"/>
-          </w:tcPr>
-          <w:p>
-            <w:pPr>
-              <w:keepNext w:val="0"/>
-              <w:keepLines/>
-              <w:widowControl/>
-              <w:spacing w:before="20" w:after="20" w:lineRule="exact" w:line="240"/>
-            </w:pPr>
-            <w:r/>
-            <w:r>
-              <w:rPr>
-                <w:rFonts w:ascii="Calibri" w:hAnsi="Calibri" w:cs="Calibri" w:eastAsia="Calibri"/>
-                <w:b/>
-                <w:sz w:val="18"/>
-              </w:rPr>
-              <w:t>Idiomas</w:t>
-            </w:r>
-          </w:p>
-        </w:tc>
-        <w:tc>
-          <w:tcPr>
-            <w:tcW w:type="dxa" w:w="7120"/>
-          </w:tcPr>
-          <w:p>
-            <w:pPr>
-              <w:keepNext w:val="0"/>
-              <w:keepLines/>
-              <w:widowControl/>
-              <w:spacing w:before="20" w:after="20" w:lineRule="exact" w:line="240"/>
-            </w:pPr>
-            <w:r/>
-            <w:r>
-              <w:rPr>
-                <w:rFonts w:ascii="Calibri" w:hAnsi="Calibri" w:cs="Calibri" w:eastAsia="Calibri"/>
-                <w:sz w:val="18"/>
-              </w:rPr>
-              <w:t>Português (Nativo) · Inglês (IELTS B2 (2025), autoavaliação próxima de C1) · Espanhol (B1 – Intermediário)</w:t>
-            </w:r>
-          </w:p>
-        </w:tc>
-      </w:tr>
-    </w:tbl>
-    <w:p>
-      <w:pPr>
-        <w:keepNext w:val="0"/>
-        <w:keepLines/>
-        <w:widowControl/>
-        <w:spacing w:before="80" w:after="40" w:lineRule="exact" w:line="80"/>
-        <w:pBdr>
-          <w:bottom w:val="single" w:sz="6" w:space="1" w:color="B0B0B0"/>
-        </w:pBdr>
-      </w:pPr>
+      <w:r>
+        <w:tab/>
+        <w:t>Integração de LLMs (Claude, Google AI Studio), automação com IA, agentes de código com IA, consulta conversacional a dados, n8n, design de prompts, chatbots, Meta Cloud API</w:t>
+      </w:r>
     </w:p>
     <w:p>
       <w:pPr>
-        <w:keepNext/>
-        <w:keepLines/>
-        <w:widowControl/>
-        <w:spacing w:before="40" w:after="60" w:lineRule="exact" w:line="280"/>
+        <w:tabs>
+          <w:tab w:pos="2608" w:val="left"/>
+        </w:tabs>
+        <w:spacing w:after="20"/>
+        <w:ind w:left="2608" w:hanging="2608"/>
       </w:pPr>
       <w:r>
         <w:rPr>
-          <w:rFonts w:ascii="Calibri" w:hAnsi="Calibri" w:cs="Calibri" w:eastAsia="Calibri"/>
           <w:b/>
-          <w:sz w:val="22"/>
+        </w:rPr>
+        <w:t>Engenharia de dados</w:t>
+      </w:r>
+      <w:r>
+        <w:tab/>
+        <w:t>Python, SQL, Pandas, Apache Spark (PySpark), Airflow, ETL/ELT, modelagem dimensional, Delta Lake, Parquet, Trino, ingestão via APIs REST, contratos JSON Schema, webhooks, Playwright, web scraping</w:t>
+      </w:r>
+    </w:p>
+    <w:p>
+      <w:pPr>
+        <w:tabs>
+          <w:tab w:pos="2608" w:val="left"/>
+        </w:tabs>
+        <w:spacing w:after="20"/>
+        <w:ind w:left="2608" w:hanging="2608"/>
+      </w:pPr>
+      <w:r>
+        <w:rPr>
+          <w:b/>
+        </w:rPr>
+        <w:t>Frontend e full-stack</w:t>
+      </w:r>
+      <w:r>
+        <w:tab/>
+        <w:t>React 18, TypeScript, Vite, Tailwind CSS, Figma para UI, Next.js, NestJS, FastAPI</w:t>
+      </w:r>
+    </w:p>
+    <w:p>
+      <w:pPr>
+        <w:tabs>
+          <w:tab w:pos="2608" w:val="left"/>
+        </w:tabs>
+        <w:spacing w:after="20"/>
+        <w:ind w:left="2608" w:hanging="2608"/>
+      </w:pPr>
+      <w:r>
+        <w:rPr>
+          <w:b/>
+        </w:rPr>
+        <w:t>Cloud e entrega</w:t>
+      </w:r>
+      <w:r>
+        <w:tab/>
+        <w:t>AWS, Azure, GCP, OCI, Docker, Azure Container Apps, Azure App Service, Bicep, Celery, Redis Streams, n8n, Git, CI/CD com GitHub Actions</w:t>
+      </w:r>
+    </w:p>
+    <w:p>
+      <w:pPr>
+        <w:tabs>
+          <w:tab w:pos="2608" w:val="left"/>
+        </w:tabs>
+        <w:spacing w:after="20"/>
+        <w:ind w:left="2608" w:hanging="2608"/>
+      </w:pPr>
+      <w:r>
+        <w:rPr>
+          <w:b/>
+        </w:rPr>
+        <w:t>Bancos de dados e BI</w:t>
+      </w:r>
+      <w:r>
+        <w:tab/>
+        <w:t>PostgreSQL, SQL Server, Oracle Autonomous Database, Power BI, Qlik Sense, Apache Superset</w:t>
+      </w:r>
+    </w:p>
+    <w:p>
+      <w:pPr>
+        <w:tabs>
+          <w:tab w:pos="2608" w:val="left"/>
+        </w:tabs>
+        <w:spacing w:after="20"/>
+        <w:ind w:left="2608" w:hanging="2608"/>
+      </w:pPr>
+      <w:r>
+        <w:rPr>
+          <w:b/>
+        </w:rPr>
+        <w:t>Governança</w:t>
+      </w:r>
+      <w:r>
+        <w:tab/>
+        <w:t>LGPD/GDPR, RBAC, privacidade de dados</w:t>
+      </w:r>
+    </w:p>
+    <w:p>
+      <w:pPr>
+        <w:tabs>
+          <w:tab w:pos="2608" w:val="left"/>
+        </w:tabs>
+        <w:spacing w:after="20"/>
+        <w:ind w:left="2608" w:hanging="2608"/>
+      </w:pPr>
+      <w:r>
+        <w:rPr>
+          <w:b/>
+        </w:rPr>
+        <w:t>Laboratório (projetos pessoais, não produção)</w:t>
+      </w:r>
+      <w:r>
+        <w:tab/>
+        <w:t>dbt Core, Prefect, DuckDB, Snowflake, pgvector/RAG (em andamento)</w:t>
+      </w:r>
+    </w:p>
+    <w:p>
+      <w:pPr>
+        <w:tabs>
+          <w:tab w:pos="2608" w:val="left"/>
+        </w:tabs>
+        <w:spacing w:after="20"/>
+        <w:ind w:left="2608" w:hanging="2608"/>
+      </w:pPr>
+      <w:r>
+        <w:rPr>
+          <w:b/>
+        </w:rPr>
+        <w:t>Idiomas</w:t>
+      </w:r>
+      <w:r>
+        <w:tab/>
+        <w:t>Português (nativo) · Inglês (IELTS B2, 2025; autoavaliado próximo ao C1) · Espanhol (B1 – intermediário)</w:t>
+      </w:r>
+    </w:p>
+    <w:p>
+      <w:pPr>
+        <w:spacing w:after="40" w:before="140"/>
+        <w:pBdr>
+          <w:bottom w:val="single" w:sz="6" w:space="1" w:color="444444"/>
+        </w:pBdr>
+      </w:pPr>
+      <w:r>
+        <w:rPr>
+          <w:b/>
+          <w:i w:val="0"/>
+          <w:sz w:val="21"/>
         </w:rPr>
         <w:t>EXPERIÊNCIA PROFISSIONAL</w:t>
       </w:r>
     </w:p>
     <w:p>
       <w:pPr>
-        <w:keepNext/>
-        <w:keepLines/>
-        <w:widowControl/>
         <w:tabs>
-          <w:tab w:pos="10318" w:val="right"/>
+          <w:tab w:pos="9978" w:val="right"/>
         </w:tabs>
-        <w:spacing w:before="100" w:after="20" w:lineRule="exact" w:line="260"/>
+        <w:spacing w:before="80"/>
       </w:pPr>
       <w:r>
         <w:rPr>
-          <w:rFonts w:ascii="Calibri" w:hAnsi="Calibri" w:cs="Calibri" w:eastAsia="Calibri"/>
           <w:b/>
-          <w:sz w:val="21"/>
         </w:rPr>
-        <w:t>Engenheiro de IA Generativa (Dados para IA e Engenharia Full-Stack) — TK Technologies | Curitiba, PR (Híbrido)</w:t>
-      </w:r>
-      <w:r>
-        <w:tab/>
+        <w:t>Engenheiro de IA Generativa (Dados para IA e Engenharia Full-Stack) — Empresa de software (nome sob consulta) | Curitiba, PR (Híbrido, Contrato)</w:t>
       </w:r>
       <w:r>
         <w:rPr>
-          <w:rFonts w:ascii="Calibri" w:hAnsi="Calibri" w:cs="Calibri" w:eastAsia="Calibri"/>
-          <w:i/>
-          <w:sz w:val="19"/>
+          <w:b/>
         </w:rPr>
-        <w:t>Fev 2026 – Atual · Contrato</w:t>
+        <w:tab/>
+        <w:t>Fev 2026 – Atual</w:t>
       </w:r>
     </w:p>
     <w:p>
       <w:pPr>
         <w:pStyle w:val="ListBullet"/>
-        <w:keepNext w:val="0"/>
-        <w:keepLines/>
-        <w:widowControl/>
-        <w:spacing w:before="0" w:after="20" w:lineRule="exact" w:line="240"/>
-        <w:ind w:left="255" w:hanging="142"/>
+        <w:spacing w:after="20"/>
+        <w:ind w:left="340"/>
       </w:pPr>
       <w:r>
-        <w:rPr>
-          <w:rFonts w:ascii="Calibri" w:hAnsi="Calibri" w:cs="Calibri" w:eastAsia="Calibri"/>
-          <w:sz w:val="19"/>
-        </w:rPr>
-        <w:t>Projetou e construiu, praticamente sozinho, uma plataforma de dados de preços e estoque de autopeças que recebe pedidos de SKU por chat, e-mail, agendamentos e planilhas e executa web scraping e consultas ao estoque interno em paralelo.</w:t>
+        <w:t>Projetei e construí, em grande parte sozinho, uma plataforma de dados de preços e estoque de autopeças que recebe pedidos de SKU por chat, e-mail, agendamentos e planilhas, e executa web scraping e consultas de estoque interno em paralelo.</w:t>
       </w:r>
     </w:p>
     <w:p>
       <w:pPr>
         <w:pStyle w:val="ListBullet"/>
-        <w:keepNext w:val="0"/>
-        <w:keepLines/>
-        <w:widowControl/>
-        <w:spacing w:before="0" w:after="20" w:lineRule="exact" w:line="240"/>
-        <w:ind w:left="255" w:hanging="142"/>
+        <w:spacing w:after="20"/>
+        <w:ind w:left="340"/>
       </w:pPr>
       <w:r>
-        <w:rPr>
-          <w:rFonts w:ascii="Calibri" w:hAnsi="Calibri" w:cs="Calibri" w:eastAsia="Calibri"/>
-          <w:sz w:val="19"/>
-        </w:rPr>
-        <w:t>Construiu serviços Python assíncronos (FastAPI, Celery, Redis Streams, Playwright) com cache, contratos em JSON Schema e callbacks via webhook, orquestrados com n8n.</w:t>
+        <w:t>Construí serviços Python assíncronos (FastAPI, Celery, Redis Streams, Playwright) com cache, contratos JSON Schema e callbacks via webhook, orquestrados com n8n.</w:t>
       </w:r>
     </w:p>
     <w:p>
       <w:pPr>
         <w:pStyle w:val="ListBullet"/>
-        <w:keepNext w:val="0"/>
-        <w:keepLines/>
-        <w:widowControl/>
-        <w:spacing w:before="0" w:after="20" w:lineRule="exact" w:line="240"/>
-        <w:ind w:left="255" w:hanging="142"/>
+        <w:spacing w:after="20"/>
+        <w:ind w:left="340"/>
       </w:pPr>
       <w:r>
-        <w:rPr>
-          <w:rFonts w:ascii="Calibri" w:hAnsi="Calibri" w:cs="Calibri" w:eastAsia="Calibri"/>
-          <w:sz w:val="19"/>
-        </w:rPr>
-        <w:t>Implantou ambientes separados de dev e prod no Azure com IaC em Bicep, contêineres e CI/CD com GitHub Actions, incluindo health checks, salvaguardas contra indisponibilidade, cotas e controle de acesso.</w:t>
+        <w:t>Publiquei ambientes dev e prod separados no Azure com Bicep (IaC), contêineres e CI/CD com GitHub Actions, incluindo health checks, proteções contra indisponibilidade, cotas e controle de acesso.</w:t>
       </w:r>
     </w:p>
     <w:p>
       <w:pPr>
         <w:pStyle w:val="ListBullet"/>
-        <w:keepNext w:val="0"/>
-        <w:keepLines/>
-        <w:widowControl/>
-        <w:spacing w:before="0" w:after="20" w:lineRule="exact" w:line="240"/>
-        <w:ind w:left="255" w:hanging="142"/>
+        <w:spacing w:after="20"/>
+        <w:ind w:left="340"/>
       </w:pPr>
       <w:r>
-        <w:rPr>
-          <w:rFonts w:ascii="Calibri" w:hAnsi="Calibri" w:cs="Calibri" w:eastAsia="Calibri"/>
-          <w:sz w:val="19"/>
-        </w:rPr>
-        <w:t>Entregou relatórios automatizados em planilhas e dashboards com status de resultado claros e notificações por Telegram/e-mail, usando agentes de IA para programação em todo o processo.</w:t>
+        <w:t>Entreguei relatórios automatizados em planilhas e dashboards com status claros de resultado e notificações por Telegram/e-mail, usando agentes de código com IA em todo o processo.</w:t>
       </w:r>
     </w:p>
     <w:p>
       <w:pPr>
         <w:pStyle w:val="ListBullet"/>
-        <w:keepNext w:val="0"/>
-        <w:keepLines/>
-        <w:widowControl/>
-        <w:spacing w:before="0" w:after="20" w:lineRule="exact" w:line="240"/>
-        <w:ind w:left="255" w:hanging="142"/>
+        <w:spacing w:after="20"/>
+        <w:ind w:left="340"/>
       </w:pPr>
       <w:r>
-        <w:rPr>
-          <w:rFonts w:ascii="Calibri" w:hAnsi="Calibri" w:cs="Calibri" w:eastAsia="Calibri"/>
-          <w:sz w:val="19"/>
-        </w:rPr>
-        <w:t>Construiu um workspace web full-stack para a plataforma de preços de autopeças: frontend em React + TypeScript + Vite + Tailwind com consultas de SKU via chat, tabelas de resultados e um dashboard analítico executivo (KPIs, catálogo, cobertura de sites, benchmarking de SKUs), testado com Vitest.</w:t>
+        <w:t>Construí um workspace web full-stack para a plataforma de preços: frontend React + TypeScript + Vite + Tailwind com consultas de SKU por chat, tabelas de resultados e dashboard analítico executivo (KPIs, catálogo, cobertura de sites, benchmarking de SKU), testado com Vitest.</w:t>
       </w:r>
     </w:p>
     <w:p>
       <w:pPr>
         <w:pStyle w:val="ListBullet"/>
-        <w:keepNext w:val="0"/>
-        <w:keepLines/>
-        <w:widowControl/>
-        <w:spacing w:before="0" w:after="20" w:lineRule="exact" w:line="240"/>
-        <w:ind w:left="255" w:hanging="142"/>
+        <w:spacing w:after="20"/>
+        <w:ind w:left="340"/>
       </w:pPr>
       <w:r>
-        <w:rPr>
-          <w:rFonts w:ascii="Calibri" w:hAnsi="Calibri" w:cs="Calibri" w:eastAsia="Calibri"/>
-          <w:sz w:val="19"/>
-        </w:rPr>
-        <w:t>Projetou o backend em FastAPI/Postgres por trás dele: autenticação, isolamento de dados por tenant, log de auditoria append-only e um pipeline de dados em duas etapas (bruto para tratado) que transforma resultados de scraping e de estoque em métricas certificadas.</w:t>
+        <w:t>Projetei o backend FastAPI/Postgres: autenticação, isolamento de dados por tenant, log de auditoria append-only e pipeline de dados em dois estágios (bruto para curado) que transforma resultados de scraping e estoque em métricas certificadas.</w:t>
       </w:r>
     </w:p>
     <w:p>
       <w:pPr>
         <w:pStyle w:val="ListBullet"/>
-        <w:keepNext w:val="0"/>
-        <w:keepLines/>
-        <w:widowControl/>
-        <w:spacing w:before="0" w:after="20" w:lineRule="exact" w:line="240"/>
-        <w:ind w:left="255" w:hanging="142"/>
+        <w:spacing w:after="20"/>
+        <w:ind w:left="340"/>
       </w:pPr>
       <w:r>
-        <w:rPr>
-          <w:rFonts w:ascii="Calibri" w:hAnsi="Calibri" w:cs="Calibri" w:eastAsia="Calibri"/>
-          <w:sz w:val="19"/>
-        </w:rPr>
-        <w:t>Construiu funcionalidades de frontend e full-stack para uma plataforma de chat de IA generativa multimodelo com React 18, TypeScript, Vite e Tailwind CSS: ~17 telas desenhadas no Figma e ~6 funcionalidades no input do chat (geração de imagem, deep research, artefatos, anexos de arquivos, entrada de áudio), com 12 PRs mergeados em ~4 semanas como implementador, sob revisão do tech lead.</w:t>
+        <w:t>Desenvolvi funcionalidades frontend e full-stack para uma plataforma de chat de IA generativa multimodelo com React 18, TypeScript, Vite e Tailwind CSS: ~17 telas desenhadas no Figma e ~6 funcionalidades de entrada de chat (geração de imagens, deep research, artefatos, anexos, entrada de áudio), com 12 PRs integrados em ~4 semanas como implementador, sob revisão do tech lead.</w:t>
       </w:r>
     </w:p>
     <w:p>
       <w:pPr>
         <w:pStyle w:val="ListBullet"/>
-        <w:keepNext w:val="0"/>
-        <w:keepLines/>
-        <w:widowControl/>
-        <w:spacing w:before="0" w:after="20" w:lineRule="exact" w:line="240"/>
-        <w:ind w:left="255" w:hanging="142"/>
+        <w:spacing w:after="20"/>
+        <w:ind w:left="340"/>
       </w:pPr>
       <w:r>
-        <w:rPr>
-          <w:rFonts w:ascii="Calibri" w:hAnsi="Calibri" w:cs="Calibri" w:eastAsia="Calibri"/>
-          <w:sz w:val="19"/>
-        </w:rPr>
-        <w:t>Entregou via tarefas rastreadas no Jira, conventional commits, evidências de QA e de regressão visual e merges condicionados a revisão, com CI/CD via GitHub Actions no Azure App Service.</w:t>
+        <w:t>Entrega com tarefas rastreadas no Jira, conventional commits, evidências de QA e regressão visual e merges com revisão obrigatória, com CI/CD no GitHub Actions e Azure App Service.</w:t>
       </w:r>
     </w:p>
     <w:p>
       <w:pPr>
-        <w:keepNext/>
-        <w:keepLines/>
-        <w:widowControl/>
-        <w:spacing w:before="100" w:after="20" w:lineRule="exact" w:line="260"/>
+        <w:tabs>
+          <w:tab w:pos="9978" w:val="right"/>
+        </w:tabs>
+        <w:spacing w:before="80"/>
       </w:pPr>
       <w:r>
         <w:rPr>
-          <w:rFonts w:ascii="Calibri" w:hAnsi="Calibri" w:cs="Calibri" w:eastAsia="Calibri"/>
           <w:b/>
-          <w:sz w:val="21"/>
         </w:rPr>
-        <w:t>Pausa na carreira</w:t>
+        <w:t>Pausa na carreira — imersão em inglês e atualização tecnológica | Londres, Inglaterra</w:t>
       </w:r>
       <w:r>
         <w:rPr>
-          <w:rFonts w:ascii="Calibri" w:hAnsi="Calibri" w:cs="Calibri" w:eastAsia="Calibri"/>
-          <w:i/>
-          <w:sz w:val="18"/>
+          <w:b/>
         </w:rPr>
-        <w:t xml:space="preserve">  ·  Out 2024 – Out 2025</w:t>
+        <w:tab/>
+        <w:t>Out 2024 – Out 2025</w:t>
       </w:r>
     </w:p>
     <w:p>
       <w:pPr>
         <w:pStyle w:val="ListBullet"/>
-        <w:keepNext w:val="0"/>
-        <w:keepLines/>
-        <w:widowControl/>
-        <w:spacing w:before="0" w:after="20" w:lineRule="exact" w:line="240"/>
-        <w:ind w:left="255" w:hanging="142"/>
+        <w:spacing w:after="20"/>
+        <w:ind w:left="340"/>
       </w:pPr>
       <w:r>
-        <w:rPr>
-          <w:rFonts w:ascii="Calibri" w:hAnsi="Calibri" w:cs="Calibri" w:eastAsia="Calibri"/>
-          <w:sz w:val="19"/>
-        </w:rPr>
-        <w:t>Intercâmbio de inglês em Londres, Reino Unido (imersão diária, IELTS B2) e estudos de atualização profissional, incl. IBM Introduction to Data Engineering.</w:t>
+        <w:t>Imersão em inglês em Londres (imersão diária, IELTS B2) e cursos de tecnologia, incluindo IBM Introduction to Data Engineering, aprendendo sobre tecnologia no contexto empresarial europeu.</w:t>
       </w:r>
     </w:p>
     <w:p>
       <w:pPr>
-        <w:keepNext/>
-        <w:keepLines/>
-        <w:widowControl/>
         <w:tabs>
-          <w:tab w:pos="10318" w:val="right"/>
+          <w:tab w:pos="9978" w:val="right"/>
         </w:tabs>
-        <w:spacing w:before="100" w:after="20" w:lineRule="exact" w:line="260"/>
+        <w:spacing w:before="80"/>
       </w:pPr>
       <w:r>
         <w:rPr>
-          <w:rFonts w:ascii="Calibri" w:hAnsi="Calibri" w:cs="Calibri" w:eastAsia="Calibri"/>
           <w:b/>
-          <w:sz w:val="21"/>
         </w:rPr>
         <w:t>Engenheiro de Dados — Spacecom Monitoramento | Curitiba, PR (Presencial)</w:t>
       </w:r>
       <w:r>
+        <w:rPr>
+          <w:b/>
+        </w:rPr>
         <w:tab/>
-      </w:r>
-      <w:r>
-        <w:rPr>
-          <w:rFonts w:ascii="Calibri" w:hAnsi="Calibri" w:cs="Calibri" w:eastAsia="Calibri"/>
-          <w:i/>
-          <w:sz w:val="19"/>
-        </w:rPr>
         <w:t>Abr 2023 – Jul 2024</w:t>
       </w:r>
     </w:p>
     <w:p>
       <w:pPr>
         <w:pStyle w:val="ListBullet"/>
-        <w:keepNext w:val="0"/>
-        <w:keepLines/>
-        <w:widowControl/>
-        <w:spacing w:before="0" w:after="20" w:lineRule="exact" w:line="240"/>
-        <w:ind w:left="255" w:hanging="142"/>
+        <w:spacing w:after="20"/>
+        <w:ind w:left="340"/>
       </w:pPr>
       <w:r>
-        <w:rPr>
-          <w:rFonts w:ascii="Calibri" w:hAnsi="Calibri" w:cs="Calibri" w:eastAsia="Calibri"/>
-          <w:sz w:val="19"/>
-        </w:rPr>
-        <w:t>Projetou e manteve um Data Lakehouse de Big Data na AWS S3 com Arquitetura Medallion (Bronze/Prata/Ouro) utilizando Delta Lake, Parquet, PySpark e Trino, suportando cargas de trabalho analíticas e de reportes.</w:t>
+        <w:t>Projetei e mantive um Big Data Lakehouse na AWS S3 com Arquitetura Medallion (Bronze/Silver/Gold) usando Delta Lake, Parquet, PySpark e Trino, para cargas de analytics e relatórios.</w:t>
       </w:r>
     </w:p>
     <w:p>
       <w:pPr>
         <w:pStyle w:val="ListBullet"/>
-        <w:keepNext w:val="0"/>
-        <w:keepLines/>
-        <w:widowControl/>
-        <w:spacing w:before="0" w:after="20" w:lineRule="exact" w:line="240"/>
-        <w:ind w:left="255" w:hanging="142"/>
+        <w:spacing w:after="20"/>
+        <w:ind w:left="340"/>
       </w:pPr>
       <w:r>
-        <w:rPr>
-          <w:rFonts w:ascii="Calibri" w:hAnsi="Calibri" w:cs="Calibri" w:eastAsia="Calibri"/>
-          <w:sz w:val="19"/>
-        </w:rPr>
-        <w:t>Suportou plataforma IoT de grande escala processando dados de mais de 95.000 dispositivos, com centenas de milhões de registros por dia em alta disponibilidade.</w:t>
+        <w:t>Apoiei uma plataforma IoT de grande escala com dados de mais de 95.000 dispositivos e centenas de milhões de registros por dia, com alta disponibilidade.</w:t>
       </w:r>
     </w:p>
     <w:p>
       <w:pPr>
         <w:pStyle w:val="ListBullet"/>
-        <w:keepNext w:val="0"/>
-        <w:keepLines/>
-        <w:widowControl/>
-        <w:spacing w:before="0" w:after="20" w:lineRule="exact" w:line="240"/>
-        <w:ind w:left="255" w:hanging="142"/>
+        <w:spacing w:after="20"/>
+        <w:ind w:left="340"/>
       </w:pPr>
       <w:r>
-        <w:rPr>
-          <w:rFonts w:ascii="Calibri" w:hAnsi="Calibri" w:cs="Calibri" w:eastAsia="Calibri"/>
-          <w:sz w:val="19"/>
-        </w:rPr>
-        <w:t>Gerenciou dados de tags eletrônicas de segurança (RFID/NFC) para sistemas do judiciário, aplicando controles de privacidade, governança de acesso e manuseio seguro de dados sensíveis em conformidade com LGPD/GDPR.</w:t>
+        <w:t>Gerenciei dados de etiquetas eletrônicas de segurança (RFID/NFC) para sistemas judiciais, aplicando controles de privacidade, governança de acesso e tratamento seguro de dados sensíveis conforme LGPD/GDPR.</w:t>
       </w:r>
     </w:p>
     <w:p>
       <w:pPr>
         <w:pStyle w:val="ListBullet"/>
-        <w:keepNext w:val="0"/>
-        <w:keepLines/>
-        <w:widowControl/>
-        <w:spacing w:before="0" w:after="20" w:lineRule="exact" w:line="240"/>
-        <w:ind w:left="255" w:hanging="142"/>
+        <w:spacing w:after="20"/>
+        <w:ind w:left="340"/>
       </w:pPr>
       <w:r>
-        <w:rPr>
-          <w:rFonts w:ascii="Calibri" w:hAnsi="Calibri" w:cs="Calibri" w:eastAsia="Calibri"/>
-          <w:sz w:val="19"/>
-        </w:rPr>
-        <w:t>Orquestrou e otimizou pipelines ETL com Apache Airflow, reduzindo falhas em ~30%; realizou deploy de serviços com Docker na AWS EC2, diminuindo problemas de implantação em ~25%.</w:t>
+        <w:t>Orquestrei e otimizei pipelines ETL com Apache Airflow, reduzindo falhas em ~30%; publiquei serviços com Docker em AWS EC2, reduzindo problemas de deploy em ~25%.</w:t>
       </w:r>
     </w:p>
     <w:p>
       <w:pPr>
         <w:pStyle w:val="ListBullet"/>
-        <w:keepNext w:val="0"/>
-        <w:keepLines/>
-        <w:widowControl/>
-        <w:spacing w:before="0" w:after="20" w:lineRule="exact" w:line="240"/>
-        <w:ind w:left="255" w:hanging="142"/>
+        <w:spacing w:after="20"/>
+        <w:ind w:left="340"/>
       </w:pPr>
       <w:r>
-        <w:rPr>
-          <w:rFonts w:ascii="Calibri" w:hAnsi="Calibri" w:cs="Calibri" w:eastAsia="Calibri"/>
-          <w:sz w:val="19"/>
-        </w:rPr>
-        <w:t>Identificou e corrigiu etapas inconsistentes nos pipelines, aumentando a acurácia dos dados em ~40%; entregou datasets consumidos por dashboards no Qlik Sense e Apache Superset.</w:t>
+        <w:t>Identifiquei e corrigi etapas inconsistentes de pipeline, melhorando a precisão dos dados em ~40%; entreguei datasets consumidos em dashboards Qlik Sense e Apache Superset.</w:t>
       </w:r>
     </w:p>
     <w:p>
       <w:pPr>
-        <w:keepNext/>
-        <w:keepLines/>
-        <w:widowControl/>
         <w:tabs>
-          <w:tab w:pos="10318" w:val="right"/>
+          <w:tab w:pos="9978" w:val="right"/>
         </w:tabs>
-        <w:spacing w:before="100" w:after="20" w:lineRule="exact" w:line="260"/>
+        <w:spacing w:before="80"/>
       </w:pPr>
       <w:r>
         <w:rPr>
-          <w:rFonts w:ascii="Calibri" w:hAnsi="Calibri" w:cs="Calibri" w:eastAsia="Calibri"/>
           <w:b/>
-          <w:sz w:val="21"/>
         </w:rPr>
         <w:t>Consultor de Engenharia de Dados — wDiscover | Curitiba, PR (Remoto)</w:t>
       </w:r>
       <w:r>
+        <w:rPr>
+          <w:b/>
+        </w:rPr>
         <w:tab/>
-      </w:r>
-      <w:r>
-        <w:rPr>
-          <w:rFonts w:ascii="Calibri" w:hAnsi="Calibri" w:cs="Calibri" w:eastAsia="Calibri"/>
-          <w:i/>
-          <w:sz w:val="19"/>
-        </w:rPr>
         <w:t>Jun 2022 – Mai 2024</w:t>
       </w:r>
     </w:p>
     <w:p>
       <w:pPr>
         <w:pStyle w:val="ListBullet"/>
-        <w:keepNext w:val="0"/>
-        <w:keepLines/>
-        <w:widowControl/>
-        <w:spacing w:before="0" w:after="20" w:lineRule="exact" w:line="240"/>
-        <w:ind w:left="255" w:hanging="142"/>
+        <w:spacing w:after="20"/>
+        <w:ind w:left="340"/>
       </w:pPr>
       <w:r>
-        <w:rPr>
-          <w:rFonts w:ascii="Calibri" w:hAnsi="Calibri" w:cs="Calibri" w:eastAsia="Calibri"/>
-          <w:sz w:val="19"/>
-        </w:rPr>
-        <w:t>Entregou projetos completos de dados para clientes de fintechs, agronegócio e operações, integrando provedores de pagamento (PagSeguro, Stone, Cielo), API IoT John Deere, REST APIs e web scraping.</w:t>
+        <w:t>Entreguei projetos de dados ponta a ponta para clientes de fintech, agronegócio e operações, integrando provedores de pagamento (PagSeguro, Stone, Cielo), a API IoT da John Deere, APIs REST e web scraping.</w:t>
       </w:r>
     </w:p>
     <w:p>
       <w:pPr>
         <w:pStyle w:val="ListBullet"/>
-        <w:keepNext w:val="0"/>
-        <w:keepLines/>
-        <w:widowControl/>
-        <w:spacing w:before="0" w:after="20" w:lineRule="exact" w:line="240"/>
-        <w:ind w:left="255" w:hanging="142"/>
+        <w:spacing w:after="20"/>
+        <w:ind w:left="340"/>
       </w:pPr>
       <w:r>
-        <w:rPr>
-          <w:rFonts w:ascii="Calibri" w:hAnsi="Calibri" w:cs="Calibri" w:eastAsia="Calibri"/>
-          <w:sz w:val="19"/>
-        </w:rPr>
-        <w:t>Projetou Data Warehouses no SQL Server e Oracle Autonomous Database com modelagem dimensional; automatizou ETL com Airflow em Docker/Oracle Cloud, reduzindo esforço manual em ~35%.</w:t>
+        <w:t>Projetei Data Warehouses dimensionais em SQL Server e Oracle Autonomous Database; automatizei ETL com Airflow em Docker/Oracle Cloud, reduzindo esforço manual em ~35%.</w:t>
       </w:r>
     </w:p>
     <w:p>
       <w:pPr>
         <w:pStyle w:val="ListBullet"/>
-        <w:keepNext w:val="0"/>
-        <w:keepLines/>
-        <w:widowControl/>
-        <w:spacing w:before="0" w:after="20" w:lineRule="exact" w:line="240"/>
-        <w:ind w:left="255" w:hanging="142"/>
+        <w:spacing w:after="20"/>
+        <w:ind w:left="340"/>
       </w:pPr>
       <w:r>
-        <w:rPr>
-          <w:rFonts w:ascii="Calibri" w:hAnsi="Calibri" w:cs="Calibri" w:eastAsia="Calibri"/>
-          <w:sz w:val="19"/>
-        </w:rPr>
-        <w:t>Construiu dashboards no Power BI para monitoramento de KPIs, métricas financeiras e desempenho operacional, habilitando decisões orientadas a dados para stakeholders.</w:t>
+        <w:t>Construí dashboards Power BI para monitorar KPIs, métricas financeiras e desempenho operacional, apoiando decisões baseadas em dados.</w:t>
       </w:r>
     </w:p>
     <w:p>
       <w:pPr>
-        <w:keepNext/>
-        <w:keepLines/>
-        <w:widowControl/>
         <w:tabs>
-          <w:tab w:pos="10318" w:val="right"/>
+          <w:tab w:pos="9978" w:val="right"/>
         </w:tabs>
-        <w:spacing w:before="100" w:after="20" w:lineRule="exact" w:line="260"/>
+        <w:spacing w:before="80"/>
       </w:pPr>
       <w:r>
         <w:rPr>
-          <w:rFonts w:ascii="Calibri" w:hAnsi="Calibri" w:cs="Calibri" w:eastAsia="Calibri"/>
           <w:b/>
-          <w:sz w:val="21"/>
         </w:rPr>
         <w:t>Analista de Dados — Grupo Itaeté | Curitiba, PR (Híbrido)</w:t>
       </w:r>
       <w:r>
+        <w:rPr>
+          <w:b/>
+        </w:rPr>
         <w:tab/>
-      </w:r>
-      <w:r>
-        <w:rPr>
-          <w:rFonts w:ascii="Calibri" w:hAnsi="Calibri" w:cs="Calibri" w:eastAsia="Calibri"/>
-          <w:i/>
-          <w:sz w:val="19"/>
-        </w:rPr>
         <w:t>Jun 2020 – Fev 2023</w:t>
       </w:r>
     </w:p>
     <w:p>
       <w:pPr>
         <w:pStyle w:val="ListBullet"/>
-        <w:keepNext w:val="0"/>
-        <w:keepLines/>
-        <w:widowControl/>
-        <w:spacing w:before="0" w:after="20" w:lineRule="exact" w:line="240"/>
-        <w:ind w:left="255" w:hanging="142"/>
+        <w:spacing w:after="20"/>
+        <w:ind w:left="340"/>
       </w:pPr>
       <w:r>
-        <w:rPr>
-          <w:rFonts w:ascii="Calibri" w:hAnsi="Calibri" w:cs="Calibri" w:eastAsia="Calibri"/>
-          <w:sz w:val="19"/>
-        </w:rPr>
-        <w:t>Projetou Data Warehouse no SQL Server e pipelines Python/SQL com Pandas para limpeza, transformação e enriquecimento de dados, integrando dispositivos IoT, PostgreSQL, APIs e arquivos CSV.</w:t>
+        <w:t>Projetei um Data Warehouse em SQL Server e pipelines Python/SQL com Pandas para limpar, transformar e enriquecer dados de dispositivos IoT, PostgreSQL, APIs e arquivos CSV.</w:t>
       </w:r>
     </w:p>
     <w:p>
       <w:pPr>
         <w:pStyle w:val="ListBullet"/>
-        <w:keepNext w:val="0"/>
-        <w:keepLines/>
-        <w:widowControl/>
-        <w:spacing w:before="0" w:after="20" w:lineRule="exact" w:line="240"/>
-        <w:ind w:left="255" w:hanging="142"/>
+        <w:spacing w:after="20"/>
+        <w:ind w:left="340"/>
       </w:pPr>
       <w:r>
-        <w:rPr>
-          <w:rFonts w:ascii="Calibri" w:hAnsi="Calibri" w:cs="Calibri" w:eastAsia="Calibri"/>
-          <w:sz w:val="19"/>
-        </w:rPr>
-        <w:t>Criou dashboards no Power BI e workflows automatizados de relatórios em Excel/VBA, reduzindo o tempo de processamento de dados em ~50% e o volume de trabalho manual operacional.</w:t>
+        <w:t>Construí dashboards Power BI e automatizei fluxos de relatórios em Excel/VBA, reduzindo o tempo de processamento de dados em ~50% e o trabalho operacional manual.</w:t>
       </w:r>
     </w:p>
     <w:p>
       <w:pPr>
         <w:pStyle w:val="ListBullet"/>
-        <w:keepNext w:val="0"/>
-        <w:keepLines/>
-        <w:widowControl/>
-        <w:spacing w:before="0" w:after="20" w:lineRule="exact" w:line="240"/>
-        <w:ind w:left="255" w:hanging="142"/>
+        <w:spacing w:after="20"/>
+        <w:ind w:left="340"/>
       </w:pPr>
       <w:r>
-        <w:rPr>
-          <w:rFonts w:ascii="Calibri" w:hAnsi="Calibri" w:cs="Calibri" w:eastAsia="Calibri"/>
-          <w:sz w:val="19"/>
-        </w:rPr>
-        <w:t>Desenvolveu sistemas internos de controle de estoque e automação financeira, incluindo geração de notas fiscais e distribuição automática de relatórios semanais.</w:t>
+        <w:t>Desenvolvi sistemas internos de controle de estoque e automação financeira, incluindo emissão de notas e envio semanal automatizado de relatórios.</w:t>
       </w:r>
     </w:p>
     <w:p>
       <w:pPr>
-        <w:keepNext w:val="0"/>
-        <w:keepLines/>
-        <w:widowControl/>
-        <w:spacing w:before="80" w:after="40" w:lineRule="exact" w:line="80"/>
+        <w:spacing w:after="40" w:before="140"/>
         <w:pBdr>
-          <w:bottom w:val="single" w:sz="6" w:space="1" w:color="B0B0B0"/>
+          <w:bottom w:val="single" w:sz="6" w:space="1" w:color="444444"/>
         </w:pBdr>
-      </w:pPr>
-    </w:p>
-    <w:p>
-      <w:pPr>
-        <w:keepNext/>
-        <w:keepLines/>
-        <w:widowControl/>
-        <w:spacing w:before="40" w:after="60" w:lineRule="exact" w:line="280"/>
       </w:pPr>
       <w:r>
         <w:rPr>
-          <w:rFonts w:ascii="Calibri" w:hAnsi="Calibri" w:cs="Calibri" w:eastAsia="Calibri"/>
           <w:b/>
-          <w:sz w:val="22"/>
+          <w:i w:val="0"/>
+          <w:sz w:val="21"/>
         </w:rPr>
-        <w:t>PROJETOS DE DESTAQUE</w:t>
+        <w:t>PROJETOS EM DESTAQUE</w:t>
       </w:r>
     </w:p>
     <w:p>
       <w:pPr>
-        <w:keepNext/>
-        <w:keepLines/>
-        <w:widowControl/>
-        <w:spacing w:before="100" w:after="20" w:lineRule="exact" w:line="260"/>
+        <w:spacing w:before="60"/>
       </w:pPr>
       <w:r>
         <w:rPr>
-          <w:rFonts w:ascii="Calibri" w:hAnsi="Calibri" w:cs="Calibri" w:eastAsia="Calibri"/>
           <w:b/>
-          <w:sz w:val="21"/>
         </w:rPr>
-        <w:t>Omnichannel AI Platform (privada)</w:t>
+        <w:t>Plataforma CRM Omnichannel (privado)</w:t>
       </w:r>
       <w:r>
         <w:rPr>
-          <w:rFonts w:ascii="Calibri" w:hAnsi="Calibri" w:cs="Calibri" w:eastAsia="Calibri"/>
           <w:i/>
-          <w:sz w:val="18"/>
         </w:rPr>
-        <w:t xml:space="preserve">  ·  NestJS, Next.js, PostgreSQL, LLMs, APIs de Meta/Google Ads, Azure Container Apps, Docker  ·  TK Technologies – Jun 2026 – Atual</w:t>
+        <w:t xml:space="preserve"> · NestJS, Next.js, PostgreSQL, LLMs, APIs Meta e Google Ads, Azure Container Apps, Docker · Empresa de software – Jun 2026 – Atual</w:t>
       </w:r>
     </w:p>
     <w:p>
       <w:pPr>
         <w:pStyle w:val="ListBullet"/>
-        <w:keepNext w:val="0"/>
-        <w:keepLines/>
-        <w:widowControl/>
-        <w:spacing w:before="0" w:after="20" w:lineRule="exact" w:line="240"/>
-        <w:ind w:left="255" w:hanging="142"/>
+        <w:spacing w:after="20"/>
+        <w:ind w:left="340"/>
       </w:pPr>
       <w:r>
-        <w:rPr>
-          <w:rFonts w:ascii="Calibri" w:hAnsi="Calibri" w:cs="Calibri" w:eastAsia="Calibri"/>
-          <w:sz w:val="19"/>
-        </w:rPr>
-        <w:t>Desenvolveu um CRM omnichannel seguro que centraliza WhatsApp, Instagram, Facebook, Telegram e e-mails em uma caixa de entrada unificada com controle de acesso baseado em funções (RBAC).</w:t>
+        <w:t>Construí um CRM omnichannel seguro que reúne WhatsApp, Instagram, Facebook, Telegram e e-mail em uma única caixa de entrada, com controle de acesso por papéis (RBAC).</w:t>
       </w:r>
     </w:p>
     <w:p>
       <w:pPr>
         <w:pStyle w:val="ListBullet"/>
-        <w:keepNext w:val="0"/>
-        <w:keepLines/>
-        <w:widowControl/>
-        <w:spacing w:before="0" w:after="20" w:lineRule="exact" w:line="240"/>
-        <w:ind w:left="255" w:hanging="142"/>
+        <w:spacing w:after="20"/>
+        <w:ind w:left="340"/>
       </w:pPr>
       <w:r>
-        <w:rPr>
-          <w:rFonts w:ascii="Calibri" w:hAnsi="Calibri" w:cs="Calibri" w:eastAsia="Calibri"/>
-          <w:sz w:val="19"/>
-        </w:rPr>
-        <w:t>Conectou dados de desempenho de Meta e Google Ads e uma camada de LLMs (Claude/Google AI Studio) para auto-respostas, mensagens outbound e análise automatizada de campanhas.</w:t>
+        <w:t>Conectei dados de desempenho do Meta e Google Ads e uma camada de LLM (Claude/Google AI Studio) para respostas automáticas, mensagens ativas e análise automatizada de campanhas.</w:t>
       </w:r>
     </w:p>
     <w:p>
       <w:pPr>
-        <w:keepNext/>
-        <w:keepLines/>
-        <w:widowControl/>
-        <w:spacing w:before="100" w:after="20" w:lineRule="exact" w:line="260"/>
+        <w:spacing w:before="60"/>
       </w:pPr>
       <w:r>
         <w:rPr>
-          <w:rFonts w:ascii="Calibri" w:hAnsi="Calibri" w:cs="Calibri" w:eastAsia="Calibri"/>
           <w:b/>
-          <w:sz w:val="21"/>
         </w:rPr>
-        <w:t>Automotive Parts Price Search (privado)</w:t>
+        <w:t>Buscador de Preços de Autopeças (privado)</w:t>
       </w:r>
       <w:r>
         <w:rPr>
-          <w:rFonts w:ascii="Calibri" w:hAnsi="Calibri" w:cs="Calibri" w:eastAsia="Calibri"/>
           <w:i/>
-          <w:sz w:val="18"/>
         </w:rPr>
-        <w:t xml:space="preserve">  ·  Python, FastAPI, Celery, Playwright, Redis, PostgreSQL, n8n, Azure, Bicep  ·  TK Technologies – Fev 2026 – Atual</w:t>
+        <w:t xml:space="preserve"> · Python, FastAPI, Celery, Playwright, Redis, PostgreSQL, n8n, Azure, Bicep · Empresa de software – Fev 2026 – Atual</w:t>
       </w:r>
     </w:p>
     <w:p>
       <w:pPr>
         <w:pStyle w:val="ListBullet"/>
-        <w:keepNext w:val="0"/>
-        <w:keepLines/>
-        <w:widowControl/>
-        <w:spacing w:before="0" w:after="20" w:lineRule="exact" w:line="240"/>
-        <w:ind w:left="255" w:hanging="142"/>
+        <w:spacing w:after="20"/>
+        <w:ind w:left="340"/>
       </w:pPr>
       <w:r>
-        <w:rPr>
-          <w:rFonts w:ascii="Calibri" w:hAnsi="Calibri" w:cs="Calibri" w:eastAsia="Calibri"/>
-          <w:sz w:val="19"/>
-        </w:rPr>
-        <w:t>Construiu um buscador de preços de peças em mais de 10 sites, com pesquisa paralela de preços públicos e estoque interno, relatórios auditáveis e notificações em serviços conteinerizados no Azure.</w:t>
+        <w:t>Construí um buscador de preços de peças em mais de 10 sites, com busca paralela de preços públicos e estoque interno, relatórios auditáveis e notificações em serviços Azure em contêineres.</w:t>
       </w:r>
     </w:p>
     <w:p>
       <w:pPr>
-        <w:keepNext/>
-        <w:keepLines/>
-        <w:widowControl/>
-        <w:spacing w:before="100" w:after="20" w:lineRule="exact" w:line="260"/>
+        <w:spacing w:before="60"/>
       </w:pPr>
       <w:r>
         <w:rPr>
-          <w:rFonts w:ascii="Calibri" w:hAnsi="Calibri" w:cs="Calibri" w:eastAsia="Calibri"/>
           <w:b/>
-          <w:sz w:val="21"/>
         </w:rPr>
-        <w:t>Data Lakehouse IoT na AWS — Arquitetura Medallion</w:t>
+        <w:t>Lakehouse IoT na AWS – Arquitetura Medallion</w:t>
       </w:r>
       <w:r>
         <w:rPr>
-          <w:rFonts w:ascii="Calibri" w:hAnsi="Calibri" w:cs="Calibri" w:eastAsia="Calibri"/>
           <w:i/>
-          <w:sz w:val="18"/>
         </w:rPr>
-        <w:t xml:space="preserve">  ·  AWS S3, Apache Spark, Delta Lake, Airflow, Trino, Apache Superset  ·  Projeto de Cliente – Fev 2024</w:t>
+        <w:t xml:space="preserve"> · AWS S3, Apache Spark, Delta Lake, Airflow, Trino, Apache Superset · Projeto de cliente – Fev 2024</w:t>
       </w:r>
     </w:p>
     <w:p>
       <w:pPr>
         <w:pStyle w:val="ListBullet"/>
-        <w:keepNext w:val="0"/>
-        <w:keepLines/>
-        <w:widowControl/>
-        <w:spacing w:before="0" w:after="20" w:lineRule="exact" w:line="240"/>
-        <w:ind w:left="255" w:hanging="142"/>
+        <w:spacing w:after="20"/>
+        <w:ind w:left="340"/>
       </w:pPr>
       <w:r>
-        <w:rPr>
-          <w:rFonts w:ascii="Calibri" w:hAnsi="Calibri" w:cs="Calibri" w:eastAsia="Calibri"/>
-          <w:sz w:val="19"/>
-        </w:rPr>
-        <w:t>Projetou lakehouse Bronze/Prata/Ouro na AWS S3 com ingestão via APIs e bancos de dados; virtualizou a camada Ouro com Trino; entregou datasets governados para dashboards de BI.</w:t>
+        <w:t>Projetei um lakehouse Bronze/Silver/Gold na AWS S3 com ingestão de APIs e bancos de dados; virtualizei a camada Gold com Trino e entreguei datasets governados para dashboards de BI.</w:t>
       </w:r>
     </w:p>
     <w:p>
       <w:pPr>
-        <w:keepNext w:val="0"/>
-        <w:keepLines/>
-        <w:widowControl/>
-        <w:spacing w:before="80" w:after="40" w:lineRule="exact" w:line="80"/>
+        <w:spacing w:after="40" w:before="140"/>
         <w:pBdr>
-          <w:bottom w:val="single" w:sz="6" w:space="1" w:color="B0B0B0"/>
+          <w:bottom w:val="single" w:sz="6" w:space="1" w:color="444444"/>
         </w:pBdr>
-      </w:pPr>
-    </w:p>
-    <w:p>
-      <w:pPr>
-        <w:keepNext/>
-        <w:keepLines/>
-        <w:widowControl/>
-        <w:spacing w:before="40" w:after="60" w:lineRule="exact" w:line="280"/>
       </w:pPr>
       <w:r>
         <w:rPr>
-          <w:rFonts w:ascii="Calibri" w:hAnsi="Calibri" w:cs="Calibri" w:eastAsia="Calibri"/>
           <w:b/>
-          <w:sz w:val="22"/>
+          <w:i w:val="0"/>
+          <w:sz w:val="21"/>
         </w:rPr>
-        <w:t>FORMAÇÃO ACADÊMICA</w:t>
+        <w:t>FORMAÇÃO</w:t>
       </w:r>
     </w:p>
     <w:p>
       <w:pPr>
-        <w:keepNext w:val="0"/>
-        <w:keepLines/>
-        <w:widowControl/>
-        <w:spacing w:before="80" w:after="20" w:lineRule="exact" w:line="260"/>
+        <w:spacing w:after="0" w:before="0"/>
       </w:pPr>
       <w:r>
         <w:rPr>
-          <w:rFonts w:ascii="Calibri" w:hAnsi="Calibri" w:cs="Calibri" w:eastAsia="Calibri"/>
           <w:b/>
-          <w:sz w:val="20"/>
+          <w:i w:val="0"/>
         </w:rPr>
         <w:t>Tecnólogo em Análise e Desenvolvimento de Sistemas — Universidade Dom Bosco, Curitiba, PR · Jun 2023</w:t>
       </w:r>
     </w:p>
     <w:p>
       <w:pPr>
-        <w:keepNext w:val="0"/>
-        <w:keepLines/>
-        <w:widowControl/>
-        <w:spacing w:before="0" w:after="20" w:lineRule="exact" w:line="250"/>
+        <w:spacing w:after="0" w:before="0"/>
       </w:pPr>
       <w:r>
         <w:rPr>
-          <w:rFonts w:ascii="Calibri" w:hAnsi="Calibri" w:cs="Calibri" w:eastAsia="Calibri"/>
-          <w:sz w:val="20"/>
+          <w:b w:val="0"/>
+          <w:i w:val="0"/>
         </w:rPr>
-        <w:t>Ênfase em: Sistemas de Informação, Business Analytics, Análise de Dados, Banco de Dados, Engenharia de Software</w:t>
+        <w:t>Áreas de foco: Sistemas de Informação, Business Analytics, Análise de Dados, Bancos de Dados, Engenharia de Software</w:t>
       </w:r>
     </w:p>
     <w:p>
       <w:pPr>
-        <w:keepNext w:val="0"/>
-        <w:keepLines/>
-        <w:widowControl/>
-        <w:spacing w:before="80" w:after="40" w:lineRule="exact" w:line="80"/>
+        <w:spacing w:after="40" w:before="140"/>
         <w:pBdr>
-          <w:bottom w:val="single" w:sz="6" w:space="1" w:color="B0B0B0"/>
+          <w:bottom w:val="single" w:sz="6" w:space="1" w:color="444444"/>
         </w:pBdr>
-      </w:pPr>
-    </w:p>
-    <w:p>
-      <w:pPr>
-        <w:keepNext/>
-        <w:keepLines/>
-        <w:widowControl/>
-        <w:spacing w:before="40" w:after="60" w:lineRule="exact" w:line="280"/>
       </w:pPr>
       <w:r>
         <w:rPr>
-          <w:rFonts w:ascii="Calibri" w:hAnsi="Calibri" w:cs="Calibri" w:eastAsia="Calibri"/>
           <w:b/>
-          <w:sz w:val="22"/>
+          <w:i w:val="0"/>
+          <w:sz w:val="21"/>
         </w:rPr>
-        <w:t>LICENÇAS &amp; CERTIFICAÇÕES</w:t>
+        <w:t>LICENÇAS E CERTIFICAÇÕES</w:t>
       </w:r>
     </w:p>
     <w:p>
       <w:pPr>
         <w:pStyle w:val="ListBullet"/>
-        <w:keepNext w:val="0"/>
-        <w:keepLines/>
-        <w:widowControl/>
-        <w:spacing w:before="0" w:after="20" w:lineRule="exact" w:line="240"/>
-        <w:ind w:left="255" w:hanging="142"/>
+        <w:spacing w:after="20"/>
+        <w:ind w:left="340"/>
       </w:pPr>
       <w:r>
-        <w:rPr>
-          <w:rFonts w:ascii="Calibri" w:hAnsi="Calibri" w:cs="Calibri" w:eastAsia="Calibri"/>
-          <w:sz w:val="19"/>
-        </w:rPr>
-        <w:t>IELTS General — IELTS B2 (banda 5.5, set 2025)</w:t>
+        <w:t>IELTS General — IELTS B2 (nota 5.5, Set 2025)</w:t>
       </w:r>
     </w:p>
     <w:p>
       <w:pPr>
         <w:pStyle w:val="ListBullet"/>
-        <w:keepNext w:val="0"/>
-        <w:keepLines/>
-        <w:widowControl/>
-        <w:spacing w:before="0" w:after="20" w:lineRule="exact" w:line="240"/>
-        <w:ind w:left="255" w:hanging="142"/>
+        <w:spacing w:after="20"/>
+        <w:ind w:left="340"/>
       </w:pPr>
       <w:r>
-        <w:rPr>
-          <w:rFonts w:ascii="Calibri" w:hAnsi="Calibri" w:cs="Calibri" w:eastAsia="Calibri"/>
-          <w:sz w:val="19"/>
-        </w:rPr>
-        <w:t>AI for Writing and Communicating — Google (ID da Credencial: HE8YE5IS7WVW) · Jul 2026</w:t>
+        <w:t>AI for Writing and Communicating — Google (ID da credencial: HE8YE5IS7WVW) · Jul 2026</w:t>
       </w:r>
     </w:p>
     <w:p>
       <w:pPr>
         <w:pStyle w:val="ListBullet"/>
-        <w:keepNext w:val="0"/>
-        <w:keepLines/>
-        <w:widowControl/>
-        <w:spacing w:before="0" w:after="20" w:lineRule="exact" w:line="240"/>
-        <w:ind w:left="255" w:hanging="142"/>
+        <w:spacing w:after="20"/>
+        <w:ind w:left="340"/>
       </w:pPr>
       <w:r>
-        <w:rPr>
-          <w:rFonts w:ascii="Calibri" w:hAnsi="Calibri" w:cs="Calibri" w:eastAsia="Calibri"/>
-          <w:sz w:val="19"/>
-        </w:rPr>
-        <w:t>AI for Research and Insights — Google (ID da Credencial: 4PZDF3XQOF55) · Jul 2026</w:t>
+        <w:t>AI for Research and Insights — Google (ID da credencial: 4PZDF3XQOF55) · Jul 2026</w:t>
       </w:r>
     </w:p>
     <w:p>
       <w:pPr>
         <w:pStyle w:val="ListBullet"/>
-        <w:keepNext w:val="0"/>
-        <w:keepLines/>
-        <w:widowControl/>
-        <w:spacing w:before="0" w:after="20" w:lineRule="exact" w:line="240"/>
-        <w:ind w:left="255" w:hanging="142"/>
+        <w:spacing w:after="20"/>
+        <w:ind w:left="340"/>
       </w:pPr>
       <w:r>
-        <w:rPr>
-          <w:rFonts w:ascii="Calibri" w:hAnsi="Calibri" w:cs="Calibri" w:eastAsia="Calibri"/>
-          <w:sz w:val="19"/>
-        </w:rPr>
-        <w:t>AI for Brainstorming and Planning — Google (ID da Credencial: 7SFW2HGOKIU5) · Jul 2026</w:t>
+        <w:t>AI for Brainstorming and Planning — Google (ID da credencial: 7SFW2HGOKIU5) · Jul 2026</w:t>
       </w:r>
     </w:p>
     <w:p>
       <w:pPr>
         <w:pStyle w:val="ListBullet"/>
-        <w:keepNext w:val="0"/>
-        <w:keepLines/>
-        <w:widowControl/>
-        <w:spacing w:before="0" w:after="20" w:lineRule="exact" w:line="240"/>
-        <w:ind w:left="255" w:hanging="142"/>
+        <w:spacing w:after="20"/>
+        <w:ind w:left="340"/>
       </w:pPr>
       <w:r>
-        <w:rPr>
-          <w:rFonts w:ascii="Calibri" w:hAnsi="Calibri" w:cs="Calibri" w:eastAsia="Calibri"/>
-          <w:sz w:val="19"/>
-        </w:rPr>
-        <w:t>AI Fundamentals — Google (ID da Credencial: UKBGM0AZUIS2) · Jul 2026</w:t>
+        <w:t>AI Fundamentals — Google (ID da credencial: UKBGM0AZUIS2) · Jul 2026</w:t>
       </w:r>
     </w:p>
     <w:p>
       <w:pPr>
         <w:pStyle w:val="ListBullet"/>
-        <w:keepNext w:val="0"/>
-        <w:keepLines/>
-        <w:widowControl/>
-        <w:spacing w:before="0" w:after="20" w:lineRule="exact" w:line="240"/>
-        <w:ind w:left="255" w:hanging="142"/>
+        <w:spacing w:after="20"/>
+        <w:ind w:left="340"/>
       </w:pPr>
       <w:r>
-        <w:rPr>
-          <w:rFonts w:ascii="Calibri" w:hAnsi="Calibri" w:cs="Calibri" w:eastAsia="Calibri"/>
-          <w:sz w:val="19"/>
-        </w:rPr>
         <w:t>Introduction to Data Engineering — IBM · Jan 2025</w:t>
       </w:r>
     </w:p>
     <w:p>
       <w:pPr>
         <w:pStyle w:val="ListBullet"/>
-        <w:keepNext w:val="0"/>
-        <w:keepLines/>
-        <w:widowControl/>
-        <w:spacing w:before="0" w:after="20" w:lineRule="exact" w:line="240"/>
-        <w:ind w:left="255" w:hanging="142"/>
+        <w:spacing w:after="20"/>
+        <w:ind w:left="340"/>
       </w:pPr>
       <w:r>
-        <w:rPr>
-          <w:rFonts w:ascii="Calibri" w:hAnsi="Calibri" w:cs="Calibri" w:eastAsia="Calibri"/>
-          <w:sz w:val="19"/>
-        </w:rPr>
         <w:t>Docker Essentials — LINUXtips · Jun 2024</w:t>
       </w:r>
     </w:p>
     <w:p>
       <w:pPr>
         <w:pStyle w:val="ListBullet"/>
-        <w:keepNext w:val="0"/>
-        <w:keepLines/>
-        <w:widowControl/>
-        <w:spacing w:before="0" w:after="20" w:lineRule="exact" w:line="240"/>
-        <w:ind w:left="255" w:hanging="142"/>
+        <w:spacing w:after="20"/>
+        <w:ind w:left="340"/>
       </w:pPr>
       <w:r>
-        <w:rPr>
-          <w:rFonts w:ascii="Calibri" w:hAnsi="Calibri" w:cs="Calibri" w:eastAsia="Calibri"/>
-          <w:sz w:val="19"/>
-        </w:rPr>
         <w:t>AWS Cloud Practitioner Essentials — AWS (Coursera) · Abr 2024</w:t>
       </w:r>
     </w:p>
     <w:p>
       <w:pPr>
         <w:pStyle w:val="ListBullet"/>
-        <w:keepNext w:val="0"/>
-        <w:keepLines/>
-        <w:widowControl/>
-        <w:spacing w:before="0" w:after="20" w:lineRule="exact" w:line="240"/>
-        <w:ind w:left="255" w:hanging="142"/>
+        <w:spacing w:after="20"/>
+        <w:ind w:left="340"/>
       </w:pPr>
       <w:r>
-        <w:rPr>
-          <w:rFonts w:ascii="Calibri" w:hAnsi="Calibri" w:cs="Calibri" w:eastAsia="Calibri"/>
-          <w:sz w:val="19"/>
-        </w:rPr>
         <w:t>AWS Discovery Day — Ka Solution · Fev 2024</w:t>
       </w:r>
     </w:p>
     <w:sectPr>
       <w:pgSz w:w="11906" w:h="16838"/>
-      <w:pgMar w:top="652" w:right="794" w:bottom="652" w:left="794" w:header="720" w:footer="720" w:gutter="0"/>
+      <w:pgMar w:top="737" w:right="964" w:bottom="680" w:left="964" w:header="720" w:footer="720" w:gutter="0"/>
       <w:cols w:space="720"/>
       <w:docGrid w:linePitch="360"/>
     </w:sectPr>
@@ -1812,11 +1200,11 @@
     <w:qFormat/>
     <w:rsid w:val="00FC693F"/>
     <w:pPr>
-      <w:spacing w:before="0" w:after="0" w:line="240" w:lineRule="auto"/>
+      <w:spacing w:after="0" w:before="0"/>
     </w:pPr>
     <w:rPr>
-      <w:rFonts w:ascii="Calibri" w:hAnsi="Calibri" w:cs="Calibri" w:eastAsia="Calibri"/>
-      <w:sz w:val="20"/>
+      <w:rFonts w:ascii="Calibri" w:hAnsi="Calibri" w:eastAsia="Calibri"/>
+      <w:sz w:val="18"/>
     </w:rPr>
   </w:style>
   <w:style w:type="paragraph" w:styleId="Header">

--- a/docs/resume/word/LucasCruz_CV_PT.docx
+++ b/docs/resume/word/LucasCruz_CV_PT.docx
@@ -49,7 +49,7 @@
           <w:rFonts w:ascii="Calibri" w:hAnsi="Calibri" w:cs="Calibri" w:eastAsia="Calibri"/>
           <w:sz w:val="19"/>
         </w:rPr>
-        <w:t>+55 (21) 96552-9308 · dev.lucascruz@gmail.com · linkedin.com/in/lucas-cruz · devzurc.github.io/portfolio</w:t>
+        <w:t>dev.lucascruz@gmail.com · linkedin.com/in/lucas-cruz · devzurc.github.io/portfolio</w:t>
       </w:r>
     </w:p>
     <w:p>
@@ -548,7 +548,7 @@
           <w:rFonts w:ascii="Calibri" w:hAnsi="Calibri" w:cs="Calibri" w:eastAsia="Calibri"/>
           <w:sz w:val="19"/>
         </w:rPr>
-        <w:t>Construiu o OrbitAI, um CRM de IA omnichannel (WhatsApp, Instagram, Facebook, Telegram e e-mail) com controle de acesso, rastreamento de Meta/Google Ads e respostas por LLMs, em Azure Container Apps com Bicep.</w:t>
+        <w:t>Construiu um CRM de IA omnichannel (WhatsApp, Instagram, Facebook, Telegram e e-mail) com controle de acesso, rastreamento de Meta/Google Ads e respostas por LLMs, em Azure Container Apps com Bicep.</w:t>
       </w:r>
     </w:p>
     <w:p>
@@ -936,7 +936,7 @@
           <w:b/>
           <w:sz w:val="21"/>
         </w:rPr>
-        <w:t>OrbitAI — CRM de IA Omnichannel</w:t>
+        <w:t>CRM de IA Omnichannel</w:t>
       </w:r>
       <w:r>
         <w:rPr>
@@ -961,7 +961,7 @@
           <w:rFonts w:ascii="Calibri" w:hAnsi="Calibri" w:cs="Calibri" w:eastAsia="Calibri"/>
           <w:sz w:val="19"/>
         </w:rPr>
-        <w:t>Desenvolveu o OrbitAI, um CRM omnichannel seguro que centraliza WhatsApp, Instagram, Facebook, Telegram e e-mails em uma caixa de entrada unificada com controle de acesso baseado em funções (RBAC).</w:t>
+        <w:t>Desenvolveu um CRM omnichannel seguro que centraliza WhatsApp, Instagram, Facebook, Telegram e e-mails em uma caixa de entrada unificada com controle de acesso baseado em funções (RBAC).</w:t>
       </w:r>
     </w:p>
     <w:p>

--- a/docs/resume/word/LucasCruz_CV_PT.docx
+++ b/docs/resume/word/LucasCruz_CV_PT.docx
@@ -107,7 +107,7 @@
           <w:rFonts w:ascii="Calibri" w:hAnsi="Calibri" w:cs="Calibri" w:eastAsia="Calibri"/>
           <w:sz w:val="20"/>
         </w:rPr>
-        <w:t>Construo pipelines de dados, lakehouses em nuvem e workflows com LLMs/n8n em produção, em IoT, fintech, agronegócio e produtos automotivos, com mais de 5 anos em dados e inglês C1. Estou estudando RAG, avaliação e observabilidade em produção. Isso ainda não é um sistema entregue.</w:t>
+        <w:t>Engenheiro de Dados Sênior e Engenheiro de Automação com IA Generativa com mais de 5 anos construindo pipelines de dados em produção, lakehouses Medallion na AWS e workflows operacionais com LLMs/n8n em IoT, fintech, agronegócio e inteligência automotiva. Experiência ponta a ponta desde serviços Python/FastAPI/TypeScript e datasets governados até deploys conteinerizados em Azure/AWS, esteiras de qualidade em CI/CD e entrega técnica junto a stakeholders (inglês C1).</w:t>
       </w:r>
     </w:p>
     <w:p>
@@ -201,7 +201,7 @@
                 <w:rFonts w:ascii="Calibri" w:hAnsi="Calibri" w:cs="Calibri" w:eastAsia="Calibri"/>
                 <w:sz w:val="18"/>
               </w:rPr>
-              <w:t>Integração com LLMs (Claude, Google AI Studio), n8n, desenho de prompts, chatbots, Meta Cloud API</w:t>
+              <w:t>Integração com LLMs (Claude, Google AI Studio, xAI Grok), n8n, agentes LangChain, desenho de prompts, chatbots, Meta Cloud API, webhooks</w:t>
             </w:r>
           </w:p>
         </w:tc>
@@ -246,7 +246,7 @@
                 <w:rFonts w:ascii="Calibri" w:hAnsi="Calibri" w:cs="Calibri" w:eastAsia="Calibri"/>
                 <w:sz w:val="18"/>
               </w:rPr>
-              <w:t>Python, SQL, Apache Spark (PySpark), Pandas, Airflow, Delta Lake, Parquet, Trino, Playwright, web scraping</w:t>
+              <w:t>Python, SQL, Apache Spark (PySpark), Pandas, Apache Airflow, Delta Lake, Parquet, Trino, Playwright, web scraping</w:t>
             </w:r>
           </w:p>
         </w:tc>
@@ -270,7 +270,7 @@
                 <w:b/>
                 <w:sz w:val="18"/>
               </w:rPr>
-              <w:t>Nuvem e entrega</w:t>
+              <w:t>Nuvem, backend e entrega</w:t>
             </w:r>
           </w:p>
         </w:tc>
@@ -291,7 +291,7 @@
                 <w:rFonts w:ascii="Calibri" w:hAnsi="Calibri" w:cs="Calibri" w:eastAsia="Calibri"/>
                 <w:sz w:val="18"/>
               </w:rPr>
-              <w:t>AWS, Azure, GCP, OCI, Docker, Azure Container Apps, Bicep, FastAPI, NestJS, Next.js, Celery, Redis, Git, CI/CD</w:t>
+              <w:t>AWS, Azure, GCP, OCI, Docker, Azure Container Apps, Bicep (IaC), FastAPI, TypeScript, NestJS, Next.js, Celery, Redis / Streams, Pydantic, Git, GitHub Actions (CI/CD), pytest</w:t>
             </w:r>
           </w:p>
         </w:tc>
@@ -381,7 +381,7 @@
                 <w:rFonts w:ascii="Calibri" w:hAnsi="Calibri" w:cs="Calibri" w:eastAsia="Calibri"/>
                 <w:sz w:val="18"/>
               </w:rPr>
-              <w:t>LGPD/GDPR, RBAC, privacidade de dados</w:t>
+              <w:t>Conformidade LGPD/GDPR, RBAC, privacidade de dados, contratos de dados (JSON Schema)</w:t>
             </w:r>
           </w:p>
         </w:tc>
